--- a/漢文プリント/早発白帝城_生徒版.docx
+++ b/漢文プリント/早発白帝城_生徒版.docx
@@ -127,252 +127,10 @@
                         </w:pPr>
                         <w:r>
                           <w:rPr>
-                            <w:noProof/>
-                            <w:sz w:val="28"/>
-                            <w:szCs w:val="28"/>
-                            <w:lang w:eastAsia="ja-JP"/>
-                          </w:rPr>
-                          <w:drawing>
-                            <wp:anchor distT="0" distB="0" distL="114300" distR="114300" simplePos="0" relativeHeight="251674624" behindDoc="1" locked="0" layoutInCell="1" allowOverlap="1" wp14:anchorId="13AC7BCE" wp14:editId="20853C55">
-                              <wp:simplePos x="0" y="0"/>
-                              <wp:positionH relativeFrom="column">
-                                <wp:posOffset>-316230</wp:posOffset>
-                              </wp:positionH>
-                              <wp:positionV relativeFrom="paragraph">
-                                <wp:posOffset>4584624</wp:posOffset>
-                              </wp:positionV>
-                              <wp:extent cx="782873" cy="900231"/>
-                              <wp:effectExtent l="0" t="0" r="0" b="0"/>
-                              <wp:wrapNone/>
-                              <wp:docPr id="638415905" name="図 8"/>
-                              <wp:cNvGraphicFramePr>
-                                <a:graphicFrameLocks xmlns:a="http://schemas.openxmlformats.org/drawingml/2006/main" noChangeAspect="1"/>
-                              </wp:cNvGraphicFramePr>
-                              <a:graphic xmlns:a="http://schemas.openxmlformats.org/drawingml/2006/main">
-                                <a:graphicData uri="http://schemas.openxmlformats.org/drawingml/2006/picture">
-                                  <pic:pic xmlns:pic="http://schemas.openxmlformats.org/drawingml/2006/picture">
-                                    <pic:nvPicPr>
-                                      <pic:cNvPr id="638415905" name="図 638415905"/>
-                                      <pic:cNvPicPr/>
-                                    </pic:nvPicPr>
-                                    <pic:blipFill rotWithShape="1">
-                                      <a:blip r:embed="rId8"/>
-                                      <a:srcRect l="43761" b="2964"/>
-                                      <a:stretch>
-                                        <a:fillRect/>
-                                      </a:stretch>
-                                    </pic:blipFill>
-                                    <pic:spPr bwMode="auto">
-                                      <a:xfrm>
-                                        <a:off x="0" y="0"/>
-                                        <a:ext cx="782873" cy="900231"/>
-                                      </a:xfrm>
-                                      <a:prstGeom prst="rect">
-                                        <a:avLst/>
-                                      </a:prstGeom>
-                                      <a:ln>
-                                        <a:noFill/>
-                                      </a:ln>
-                                      <a:extLst>
-                                        <a:ext uri="{53640926-AAD7-44D8-BBD7-CCE9431645EC}">
-                                          <a14:shadowObscured xmlns:a14="http://schemas.microsoft.com/office/drawing/2010/main"/>
-                                        </a:ext>
-                                      </a:extLst>
-                                    </pic:spPr>
-                                  </pic:pic>
-                                </a:graphicData>
-                              </a:graphic>
-                              <wp14:sizeRelH relativeFrom="margin">
-                                <wp14:pctWidth>0</wp14:pctWidth>
-                              </wp14:sizeRelH>
-                              <wp14:sizeRelV relativeFrom="margin">
-                                <wp14:pctHeight>0</wp14:pctHeight>
-                              </wp14:sizeRelV>
-                            </wp:anchor>
-                          </w:drawing>
-                        </w:r>
-                        <w:r>
-                          <w:rPr>
-                            <w:noProof/>
-                            <w:sz w:val="28"/>
-                            <w:szCs w:val="28"/>
-                            <w:lang w:eastAsia="ja-JP"/>
-                          </w:rPr>
-                          <w:drawing>
-                            <wp:anchor distT="0" distB="0" distL="114300" distR="114300" simplePos="0" relativeHeight="251676672" behindDoc="1" locked="0" layoutInCell="1" allowOverlap="1" wp14:anchorId="6EB38CC2" wp14:editId="7768500C">
-                              <wp:simplePos x="0" y="0"/>
-                              <wp:positionH relativeFrom="page">
-                                <wp:posOffset>-299047</wp:posOffset>
-                              </wp:positionH>
-                              <wp:positionV relativeFrom="paragraph">
-                                <wp:posOffset>5520055</wp:posOffset>
-                              </wp:positionV>
-                              <wp:extent cx="784746" cy="982998"/>
-                              <wp:effectExtent l="0" t="0" r="0" b="7620"/>
-                              <wp:wrapNone/>
-                              <wp:docPr id="484410046" name="図 8"/>
-                              <wp:cNvGraphicFramePr>
-                                <a:graphicFrameLocks xmlns:a="http://schemas.openxmlformats.org/drawingml/2006/main" noChangeAspect="1"/>
-                              </wp:cNvGraphicFramePr>
-                              <a:graphic xmlns:a="http://schemas.openxmlformats.org/drawingml/2006/main">
-                                <a:graphicData uri="http://schemas.openxmlformats.org/drawingml/2006/picture">
-                                  <pic:pic xmlns:pic="http://schemas.openxmlformats.org/drawingml/2006/picture">
-                                    <pic:nvPicPr>
-                                      <pic:cNvPr id="638415905" name="図 638415905"/>
-                                      <pic:cNvPicPr/>
-                                    </pic:nvPicPr>
-                                    <pic:blipFill rotWithShape="1">
-                                      <a:blip r:embed="rId8"/>
-                                      <a:srcRect r="46726"/>
-                                      <a:stretch>
-                                        <a:fillRect/>
-                                      </a:stretch>
-                                    </pic:blipFill>
-                                    <pic:spPr bwMode="auto">
-                                      <a:xfrm>
-                                        <a:off x="0" y="0"/>
-                                        <a:ext cx="784746" cy="982998"/>
-                                      </a:xfrm>
-                                      <a:prstGeom prst="rect">
-                                        <a:avLst/>
-                                      </a:prstGeom>
-                                      <a:ln>
-                                        <a:noFill/>
-                                      </a:ln>
-                                      <a:extLst>
-                                        <a:ext uri="{53640926-AAD7-44D8-BBD7-CCE9431645EC}">
-                                          <a14:shadowObscured xmlns:a14="http://schemas.microsoft.com/office/drawing/2010/main"/>
-                                        </a:ext>
-                                      </a:extLst>
-                                    </pic:spPr>
-                                  </pic:pic>
-                                </a:graphicData>
-                              </a:graphic>
-                              <wp14:sizeRelH relativeFrom="margin">
-                                <wp14:pctWidth>0</wp14:pctWidth>
-                              </wp14:sizeRelH>
-                              <wp14:sizeRelV relativeFrom="margin">
-                                <wp14:pctHeight>0</wp14:pctHeight>
-                              </wp14:sizeRelV>
-                            </wp:anchor>
-                          </w:drawing>
-                        </w:r>
-                        <w:r>
-                          <w:rPr>
-                            <w:noProof/>
-                            <w:sz w:val="6"/>
-                            <w:szCs w:val="28"/>
-                          </w:rPr>
-                          <w:drawing>
-                            <wp:inline distT="0" distB="0" distL="0" distR="0" wp14:anchorId="6D2502E7" wp14:editId="2E62AE73">
-                              <wp:extent cx="364490" cy="27940"/>
-                              <wp:effectExtent l="0" t="0" r="0" b="0"/>
-                              <wp:docPr id="227520417" name="図 4"/>
-                              <wp:cNvGraphicFramePr>
-                                <a:graphicFrameLocks xmlns:a="http://schemas.openxmlformats.org/drawingml/2006/main" noChangeAspect="1"/>
-                              </wp:cNvGraphicFramePr>
-                              <a:graphic xmlns:a="http://schemas.openxmlformats.org/drawingml/2006/main">
-                                <a:graphicData uri="http://schemas.openxmlformats.org/drawingml/2006/picture">
-                                  <pic:pic xmlns:pic="http://schemas.openxmlformats.org/drawingml/2006/picture">
-                                    <pic:nvPicPr>
-                                      <pic:cNvPr id="0" name="Picture 1"/>
-                                      <pic:cNvPicPr>
-                                        <a:picLocks noChangeAspect="1" noChangeArrowheads="1"/>
-                                      </pic:cNvPicPr>
-                                    </pic:nvPicPr>
-                                    <pic:blipFill>
-                                      <a:blip r:embed="rId9">
-                                        <a:extLst>
-                                          <a:ext uri="{28A0092B-C50C-407E-A947-70E740481C1C}">
-                                            <a14:useLocalDpi xmlns:a14="http://schemas.microsoft.com/office/drawing/2010/main" val="0"/>
-                                          </a:ext>
-                                        </a:extLst>
-                                      </a:blip>
-                                      <a:srcRect/>
-                                      <a:stretch>
-                                        <a:fillRect/>
-                                      </a:stretch>
-                                    </pic:blipFill>
-                                    <pic:spPr bwMode="auto">
-                                      <a:xfrm>
-                                        <a:off x="0" y="0"/>
-                                        <a:ext cx="364490" cy="27940"/>
-                                      </a:xfrm>
-                                      <a:prstGeom prst="rect">
-                                        <a:avLst/>
-                                      </a:prstGeom>
-                                      <a:noFill/>
-                                      <a:ln>
-                                        <a:noFill/>
-                                      </a:ln>
-                                    </pic:spPr>
-                                  </pic:pic>
-                                </a:graphicData>
-                              </a:graphic>
-                            </wp:inline>
-                          </w:drawing>
-                        </w:r>
-                        <w:r>
-                          <w:rPr>
                             <w:sz w:val="6"/>
                             <w:szCs w:val="28"/>
                           </w:rPr>
                           <w:t xml:space="preserve"> </w:t>
-                        </w:r>
-                        <w:r>
-                          <w:rPr>
-                            <w:noProof/>
-                            <w:sz w:val="6"/>
-                            <w:szCs w:val="28"/>
-                          </w:rPr>
-                          <w:drawing>
-                            <wp:inline distT="0" distB="0" distL="0" distR="0" wp14:anchorId="423E7103" wp14:editId="2FBBAAEA">
-                              <wp:extent cx="368935" cy="26670"/>
-                              <wp:effectExtent l="0" t="0" r="0" b="0"/>
-                              <wp:docPr id="2125994694" name="図 5"/>
-                              <wp:cNvGraphicFramePr>
-                                <a:graphicFrameLocks xmlns:a="http://schemas.openxmlformats.org/drawingml/2006/main" noChangeAspect="1"/>
-                              </wp:cNvGraphicFramePr>
-                              <a:graphic xmlns:a="http://schemas.openxmlformats.org/drawingml/2006/main">
-                                <a:graphicData uri="http://schemas.openxmlformats.org/drawingml/2006/picture">
-                                  <pic:pic xmlns:pic="http://schemas.openxmlformats.org/drawingml/2006/picture">
-                                    <pic:nvPicPr>
-                                      <pic:cNvPr id="0" name="Picture 2"/>
-                                      <pic:cNvPicPr>
-                                        <a:picLocks noChangeAspect="1" noChangeArrowheads="1"/>
-                                      </pic:cNvPicPr>
-                                    </pic:nvPicPr>
-                                    <pic:blipFill>
-                                      <a:blip r:embed="rId10">
-                                        <a:extLst>
-                                          <a:ext uri="{28A0092B-C50C-407E-A947-70E740481C1C}">
-                                            <a14:useLocalDpi xmlns:a14="http://schemas.microsoft.com/office/drawing/2010/main" val="0"/>
-                                          </a:ext>
-                                        </a:extLst>
-                                      </a:blip>
-                                      <a:srcRect/>
-                                      <a:stretch>
-                                        <a:fillRect/>
-                                      </a:stretch>
-                                    </pic:blipFill>
-                                    <pic:spPr bwMode="auto">
-                                      <a:xfrm>
-                                        <a:off x="0" y="0"/>
-                                        <a:ext cx="368935" cy="26670"/>
-                                      </a:xfrm>
-                                      <a:prstGeom prst="rect">
-                                        <a:avLst/>
-                                      </a:prstGeom>
-                                      <a:noFill/>
-                                      <a:ln>
-                                        <a:noFill/>
-                                      </a:ln>
-                                    </pic:spPr>
-                                  </pic:pic>
-                                </a:graphicData>
-                              </a:graphic>
-                            </wp:inline>
-                          </w:drawing>
                         </w:r>
                       </w:p>
                     </w:tc>
@@ -668,11 +426,9 @@
                                   <w:rFonts w:asciiTheme="minorEastAsia" w:hAnsiTheme="minorEastAsia" w:cs="HG正楷書体-PRO" w:hint="eastAsia" w:ascii="HG正楷書体-PRO" w:eastAsia="HG正楷書体-PRO" w:hAnsi="HG正楷書体-PRO"/>
                                   <w:b/>
                                   <w:color w:val="1B3A6B"/>
-                                  <w:w w:val="42"/>
                                   <w:sz w:val="20"/>
                                   <w:szCs w:val="20"/>
                                   <w:lang w:eastAsia="ja-JP"/>
-                                  <w:eastAsianLayout w:id="-379902975" w:vert="1" w:vertCompress="1"/>
                                 </w:rPr>
                                 <w:t xml:space="preserve">語注</w:t>
                               </w:r>
@@ -680,21 +436,17 @@
                                 <w:rPr>
                                   <w:rFonts w:asciiTheme="minorEastAsia" w:hAnsiTheme="minorEastAsia" w:cs="UD デジタル教科書体 N" w:hint="eastAsia"/>
                                   <w:color w:val="1A1A1A"/>
-                                  <w:w w:val="42"/>
                                   <w:sz w:val="20"/>
                                   <w:szCs w:val="20"/>
                                   <w:lang w:eastAsia="ja-JP"/>
-                                  <w:eastAsianLayout w:id="-379902975" w:vert="1" w:vertCompress="1"/>
                                 </w:rPr>
                                 <w:t xml:space="preserve">　・</w:t>
                               </w:r>
                               <w:r>
                                 <w:rPr>
-                                  <w:w w:val="42"/>
                                   <w:sz w:val="20"/>
                                   <w:szCs w:val="20"/>
                                   <w:lang w:eastAsia="ja-JP"/>
-                                  <w:eastAsianLayout w:id="-379902975" w:vert="1" w:vertCompress="1"/>
                                 </w:rPr>
                                 <w:ruby>
                                   <w:rubyPr>
@@ -709,11 +461,9 @@
                                       <w:rPr>
                                         <w:rFonts w:asciiTheme="minorEastAsia" w:hAnsiTheme="minorEastAsia" w:cs="UD デジタル教科書体 N" w:hint="eastAsia"/>
                                         <w:color w:val="1A1A1A"/>
-                                        <w:w w:val="42"/>
-                                        <w:sz w:val="20"/>
-                                        <w:szCs w:val="20"/>
+                                        <w:sz w:val="9"/>
+                                        <w:szCs w:val="9"/>
                                         <w:lang w:eastAsia="ja-JP"/>
-                                        <w:eastAsianLayout w:id="-379902975" w:vert="1" w:vertCompress="1"/>
                                       </w:rPr>
                                       <w:t>つと</w:t>
                                     </w:r>
@@ -723,11 +473,9 @@
                                       <w:rPr>
                                         <w:rFonts w:asciiTheme="minorEastAsia" w:hAnsiTheme="minorEastAsia" w:cs="UD デジタル教科書体 N" w:hint="eastAsia"/>
                                         <w:color w:val="1A1A1A"/>
-                                        <w:w w:val="42"/>
                                         <w:sz w:val="20"/>
                                         <w:szCs w:val="20"/>
                                         <w:lang w:eastAsia="ja-JP"/>
-                                        <w:eastAsianLayout w:id="-379902975" w:vert="1" w:vertCompress="1"/>
                                       </w:rPr>
                                       <w:t>早</w:t>
                                     </w:r>
@@ -738,11 +486,9 @@
                                 <w:rPr>
                                   <w:rFonts w:asciiTheme="minorEastAsia" w:hAnsiTheme="minorEastAsia" w:cs="UD デジタル教科書体 N" w:hint="eastAsia"/>
                                   <w:color w:val="1A1A1A"/>
-                                  <w:w w:val="42"/>
                                   <w:sz w:val="20"/>
                                   <w:szCs w:val="20"/>
                                   <w:lang w:eastAsia="ja-JP"/>
-                                  <w:eastAsianLayout w:id="-379902975" w:vert="1" w:vertCompress="1"/>
                                 </w:rPr>
                                 <w:t xml:space="preserve">に＝</w:t>
                               </w:r>
@@ -750,11 +496,9 @@
                                 <w:rPr>
                                   <w:rFonts w:asciiTheme="minorEastAsia" w:hAnsiTheme="minorEastAsia" w:cs="UD デジタル教科書体 N" w:hint="eastAsia"/>
                                   <w:color w:val="1A1A1A"/>
-                                  <w:w w:val="42"/>
                                   <w:sz w:val="20"/>
                                   <w:szCs w:val="20"/>
                                   <w:lang w:eastAsia="ja-JP"/>
-                                  <w:eastAsianLayout w:id="-379902975" w:vert="1" w:vertCompress="1"/>
                                 </w:rPr>
                                 <w:t xml:space="preserve">　　　</w:t>
                               </w:r>
@@ -762,23 +506,19 @@
                                 <w:rPr>
                                   <w:rFonts w:asciiTheme="minorEastAsia" w:hAnsiTheme="minorEastAsia" w:cs="UD デジタル教科書体 N" w:hint="eastAsia"/>
                                   <w:color w:val="1A1A1A"/>
-                                  <w:w w:val="42"/>
                                   <w:sz w:val="20"/>
                                   <w:szCs w:val="20"/>
                                   <w:lang w:eastAsia="ja-JP"/>
-                                  <w:eastAsianLayout w:id="-379902975" w:vert="1" w:vertCompress="1"/>
                                 </w:rPr>
-                                <w:t xml:space="preserve">　・白帝城＝</w:t>
+                                <w:t xml:space="preserve">　・彩雲＝</w:t>
                               </w:r>
                               <w:r>
                                 <w:rPr>
                                   <w:rFonts w:asciiTheme="minorEastAsia" w:hAnsiTheme="minorEastAsia" w:cs="UD デジタル教科書体 N" w:hint="eastAsia"/>
                                   <w:color w:val="1A1A1A"/>
-                                  <w:w w:val="42"/>
                                   <w:sz w:val="20"/>
                                   <w:szCs w:val="20"/>
                                   <w:lang w:eastAsia="ja-JP"/>
-                                  <w:eastAsianLayout w:id="-379902975" w:vert="1" w:vertCompress="1"/>
                                 </w:rPr>
                                 <w:t xml:space="preserve">　　　　　　　　　　　　</w:t>
                               </w:r>
@@ -786,117 +526,17 @@
                                 <w:rPr>
                                   <w:rFonts w:asciiTheme="minorEastAsia" w:hAnsiTheme="minorEastAsia" w:cs="UD デジタル教科書体 N" w:hint="eastAsia"/>
                                   <w:color w:val="1A1A1A"/>
-                                  <w:w w:val="42"/>
                                   <w:sz w:val="20"/>
                                   <w:szCs w:val="20"/>
                                   <w:lang w:eastAsia="ja-JP"/>
-                                  <w:eastAsianLayout w:id="-379902975" w:vert="1" w:vertCompress="1"/>
-                                </w:rPr>
-                                <w:t xml:space="preserve">　</w:t>
-                              </w:r>
-                              <w:r>
-                                <w:rPr>
-                                  <w:rFonts w:asciiTheme="minorEastAsia" w:hAnsiTheme="minorEastAsia" w:cs="UD デジタル教科書体 N" w:hint="eastAsia"/>
-                                  <w:color w:val="1A1A1A"/>
-                                  <w:w w:val="42"/>
-                                  <w:sz w:val="20"/>
-                                  <w:szCs w:val="20"/>
-                                  <w:lang w:eastAsia="ja-JP"/>
-                                  <w:eastAsianLayout w:id="-379902975" w:vert="1" w:vertCompress="1"/>
-                                </w:rPr>
-                                <w:t xml:space="preserve">　　　　　　　　</w:t>
-                              </w:r>
-                              <w:r>
-                                <w:rPr>
-                                  <w:rFonts w:asciiTheme="minorEastAsia" w:hAnsiTheme="minorEastAsia" w:cs="UD デジタル教科書体 N" w:hint="eastAsia"/>
-                                  <w:color w:val="1A1A1A"/>
-                                  <w:w w:val="42"/>
-                                  <w:sz w:val="20"/>
-                                  <w:szCs w:val="20"/>
-                                  <w:lang w:eastAsia="ja-JP"/>
-                                  <w:eastAsianLayout w:id="-379902975" w:vert="1" w:vertCompress="1"/>
-                                </w:rPr>
-                                <w:t xml:space="preserve">　　</w:t>
-                              </w:r>
-                              <w:r>
-                                <w:rPr>
-                                  <w:rFonts w:asciiTheme="minorEastAsia" w:hAnsiTheme="minorEastAsia" w:cs="UD デジタル教科書体 N" w:hint="eastAsia"/>
-                                  <w:color w:val="1A1A1A"/>
-                                  <w:w w:val="42"/>
-                                  <w:sz w:val="20"/>
-                                  <w:szCs w:val="20"/>
-                                  <w:lang w:eastAsia="ja-JP"/>
-                                  <w:eastAsianLayout w:id="-379902975" w:vert="1" w:vertCompress="1"/>
-                                </w:rPr>
-                                <w:t xml:space="preserve">　　</w:t>
-                              </w:r>
-                              <w:r>
-                                <w:rPr>
-                                  <w:rFonts w:asciiTheme="minorEastAsia" w:hAnsiTheme="minorEastAsia" w:cs="UD デジタル教科書体 N" w:hint="eastAsia"/>
-                                  <w:color w:val="1A1A1A"/>
-                                  <w:w w:val="42"/>
-                                  <w:sz w:val="20"/>
-                                  <w:szCs w:val="20"/>
-                                  <w:lang w:eastAsia="ja-JP"/>
-                                  <w:eastAsianLayout w:id="-379902975" w:vert="1" w:vertCompress="1"/>
-                                </w:rPr>
-                                <w:t xml:space="preserve">　・彩雲＝</w:t>
-                              </w:r>
-                              <w:r>
-                                <w:rPr>
-                                  <w:rFonts w:asciiTheme="minorEastAsia" w:hAnsiTheme="minorEastAsia" w:cs="UD デジタル教科書体 N" w:hint="eastAsia"/>
-                                  <w:color w:val="1A1A1A"/>
-                                  <w:w w:val="42"/>
-                                  <w:sz w:val="20"/>
-                                  <w:szCs w:val="20"/>
-                                  <w:lang w:eastAsia="ja-JP"/>
-                                  <w:eastAsianLayout w:id="-379902975" w:vert="1" w:vertCompress="1"/>
-                                </w:rPr>
-                                <w:t xml:space="preserve">　　　　　　　　　　　　　　</w:t>
-                              </w:r>
-                              <w:r>
-                                <w:rPr>
-                                  <w:rFonts w:asciiTheme="minorEastAsia" w:hAnsiTheme="minorEastAsia" w:cs="UD デジタル教科書体 N" w:hint="eastAsia"/>
-                                  <w:color w:val="1A1A1A"/>
-                                  <w:w w:val="42"/>
-                                  <w:sz w:val="20"/>
-                                  <w:szCs w:val="20"/>
-                                  <w:lang w:eastAsia="ja-JP"/>
-                                  <w:eastAsianLayout w:id="-379902975" w:vert="1" w:vertCompress="1"/>
-                                </w:rPr>
-                                <w:t xml:space="preserve">　・千里＝</w:t>
-                              </w:r>
-                              <w:r>
-                                <w:rPr>
-                                  <w:rFonts w:asciiTheme="minorEastAsia" w:hAnsiTheme="minorEastAsia" w:cs="UD デジタル教科書体 N" w:hint="eastAsia"/>
-                                  <w:color w:val="1A1A1A"/>
-                                  <w:w w:val="42"/>
-                                  <w:sz w:val="20"/>
-                                  <w:szCs w:val="20"/>
-                                  <w:lang w:eastAsia="ja-JP"/>
-                                  <w:eastAsianLayout w:id="-379902975" w:vert="1" w:vertCompress="1"/>
-                                </w:rPr>
-                                <w:t xml:space="preserve">　　　　　　　　　　　　　</w:t>
-                              </w:r>
-                              <w:r>
-                                <w:rPr>
-                                  <w:rFonts w:asciiTheme="minorEastAsia" w:hAnsiTheme="minorEastAsia" w:cs="UD デジタル教科書体 N" w:hint="eastAsia"/>
-                                  <w:color w:val="1A1A1A"/>
-                                  <w:w w:val="42"/>
-                                  <w:sz w:val="20"/>
-                                  <w:szCs w:val="20"/>
-                                  <w:lang w:eastAsia="ja-JP"/>
-                                  <w:eastAsianLayout w:id="-379902975" w:vert="1" w:vertCompress="1"/>
                                 </w:rPr>
                                 <w:t xml:space="preserve">　・</w:t>
                               </w:r>
                               <w:r>
                                 <w:rPr>
-                                  <w:w w:val="42"/>
                                   <w:sz w:val="20"/>
                                   <w:szCs w:val="20"/>
                                   <w:lang w:eastAsia="ja-JP"/>
-                                  <w:eastAsianLayout w:id="-379902975" w:vert="1" w:vertCompress="1"/>
                                 </w:rPr>
                                 <w:ruby>
                                   <w:rubyPr>
@@ -911,11 +551,9 @@
                                       <w:rPr>
                                         <w:rFonts w:asciiTheme="minorEastAsia" w:hAnsiTheme="minorEastAsia" w:cs="UD デジタル教科書体 N" w:hint="eastAsia"/>
                                         <w:color w:val="1A1A1A"/>
-                                        <w:w w:val="42"/>
-                                        <w:sz w:val="20"/>
-                                        <w:szCs w:val="20"/>
+                                        <w:sz w:val="9"/>
+                                        <w:szCs w:val="9"/>
                                         <w:lang w:eastAsia="ja-JP"/>
-                                        <w:eastAsianLayout w:id="-379902975" w:vert="1" w:vertCompress="1"/>
                                       </w:rPr>
                                       <w:t>かへ</w:t>
                                     </w:r>
@@ -925,11 +563,9 @@
                                       <w:rPr>
                                         <w:rFonts w:asciiTheme="minorEastAsia" w:hAnsiTheme="minorEastAsia" w:cs="UD デジタル教科書体 N" w:hint="eastAsia"/>
                                         <w:color w:val="1A1A1A"/>
-                                        <w:w w:val="42"/>
                                         <w:sz w:val="20"/>
                                         <w:szCs w:val="20"/>
                                         <w:lang w:eastAsia="ja-JP"/>
-                                        <w:eastAsianLayout w:id="-379902975" w:vert="1" w:vertCompress="1"/>
                                       </w:rPr>
                                       <w:t>還</w:t>
                                     </w:r>
@@ -940,11 +576,9 @@
                                 <w:rPr>
                                   <w:rFonts w:asciiTheme="minorEastAsia" w:hAnsiTheme="minorEastAsia" w:cs="UD デジタル教科書体 N" w:hint="eastAsia"/>
                                   <w:color w:val="1A1A1A"/>
-                                  <w:w w:val="42"/>
                                   <w:sz w:val="20"/>
                                   <w:szCs w:val="20"/>
                                   <w:lang w:eastAsia="ja-JP"/>
-                                  <w:eastAsianLayout w:id="-379902975" w:vert="1" w:vertCompress="1"/>
                                 </w:rPr>
                                 <w:t xml:space="preserve">る＝</w:t>
                               </w:r>
@@ -952,11 +586,9 @@
                                 <w:rPr>
                                   <w:rFonts w:asciiTheme="minorEastAsia" w:hAnsiTheme="minorEastAsia" w:cs="UD デジタル教科書体 N" w:hint="eastAsia"/>
                                   <w:color w:val="1A1A1A"/>
-                                  <w:w w:val="42"/>
                                   <w:sz w:val="20"/>
                                   <w:szCs w:val="20"/>
                                   <w:lang w:eastAsia="ja-JP"/>
-                                  <w:eastAsianLayout w:id="-379902975" w:vert="1" w:vertCompress="1"/>
                                 </w:rPr>
                                 <w:t xml:space="preserve">　　　　　　</w:t>
                               </w:r>
@@ -1056,8 +688,8 @@
                                 <w:ruby>
                                   <w:rubyPr>
                                     <w:rubyAlign w:val="distributeLetter"/>
-                                    <w:hps w:val="9"/>
-                                    <w:hpsRaise w:val="16"/>
+                                    <w:hps w:val="7"/>
+                                    <w:hpsRaise w:val="12"/>
                                     <w:hpsBaseText w:val="16"/>
                                     <w:lid w:val="ja-JP"/>
                                   </w:rubyPr>
@@ -1066,8 +698,8 @@
                                       <w:rPr>
                                         <w:rFonts w:ascii="UD デジタル教科書体 N" w:eastAsia="UD デジタル教科書体 N" w:hAnsi="UD デジタル教科書体 N" w:cs="UD デジタル教科書体 N"/>
                                         <w:color w:val="1A1A1A"/>
-                                        <w:sz w:val="9"/>
-                                        <w:szCs w:val="16"/>
+                                        <w:sz w:val="7"/>
+                                        <w:szCs w:val="7"/>
                                         <w:lang w:eastAsia="ja-JP"/>
                                       </w:rPr>
                                       <w:t>そうかい</w:t>
@@ -1441,7 +1073,67 @@
                                   <w:szCs w:val="16"/>
                                   <w:lang w:eastAsia="ja-JP"/>
                                 </w:rPr>
-                                <w:t xml:space="preserve">※音読みが同じ響き（カン・カン・サン）になっているかを確かめる。</w:t>
+                                <w:t xml:space="preserve">※七言絶句は第（</w:t>
+                              </w:r>
+                              <w:r>
+                                <w:rPr>
+                                  <w:rFonts w:ascii="UD デジタル教科書体 N" w:eastAsia="UD デジタル教科書体 N" w:hAnsi="UD デジタル教科書体 N" w:cs="UD デジタル教科書体 N"/>
+                                  <w:color w:val="1A1A1A"/>
+                                  <w:sz w:val="16"/>
+                                  <w:szCs w:val="16"/>
+                                  <w:lang w:eastAsia="ja-JP"/>
+                                </w:rPr>
+                                <w:t xml:space="preserve">　</w:t>
+                              </w:r>
+                              <w:r>
+                                <w:rPr>
+                                  <w:rFonts w:ascii="UD デジタル教科書体 N" w:eastAsia="UD デジタル教科書体 N" w:hAnsi="UD デジタル教科書体 N" w:cs="UD デジタル教科書体 N"/>
+                                  <w:color w:val="1A1A1A"/>
+                                  <w:sz w:val="16"/>
+                                  <w:szCs w:val="16"/>
+                                  <w:lang w:eastAsia="ja-JP"/>
+                                </w:rPr>
+                                <w:t xml:space="preserve">）・（</w:t>
+                              </w:r>
+                              <w:r>
+                                <w:rPr>
+                                  <w:rFonts w:ascii="UD デジタル教科書体 N" w:eastAsia="UD デジタル教科書体 N" w:hAnsi="UD デジタル教科書体 N" w:cs="UD デジタル教科書体 N"/>
+                                  <w:color w:val="1A1A1A"/>
+                                  <w:sz w:val="16"/>
+                                  <w:szCs w:val="16"/>
+                                  <w:lang w:eastAsia="ja-JP"/>
+                                </w:rPr>
+                                <w:t xml:space="preserve">　</w:t>
+                              </w:r>
+                              <w:r>
+                                <w:rPr>
+                                  <w:rFonts w:ascii="UD デジタル教科書体 N" w:eastAsia="UD デジタル教科書体 N" w:hAnsi="UD デジタル教科書体 N" w:cs="UD デジタル教科書体 N"/>
+                                  <w:color w:val="1A1A1A"/>
+                                  <w:sz w:val="16"/>
+                                  <w:szCs w:val="16"/>
+                                  <w:lang w:eastAsia="ja-JP"/>
+                                </w:rPr>
+                                <w:t xml:space="preserve">）・（</w:t>
+                              </w:r>
+                              <w:r>
+                                <w:rPr>
+                                  <w:rFonts w:ascii="UD デジタル教科書体 N" w:eastAsia="UD デジタル教科書体 N" w:hAnsi="UD デジタル教科書体 N" w:cs="UD デジタル教科書体 N"/>
+                                  <w:color w:val="1A1A1A"/>
+                                  <w:sz w:val="16"/>
+                                  <w:szCs w:val="16"/>
+                                  <w:lang w:eastAsia="ja-JP"/>
+                                </w:rPr>
+                                <w:t xml:space="preserve">　</w:t>
+                              </w:r>
+                              <w:r>
+                                <w:rPr>
+                                  <w:rFonts w:ascii="UD デジタル教科書体 N" w:eastAsia="UD デジタル教科書体 N" w:hAnsi="UD デジタル教科書体 N" w:cs="UD デジタル教科書体 N"/>
+                                  <w:color w:val="1A1A1A"/>
+                                  <w:sz w:val="16"/>
+                                  <w:szCs w:val="16"/>
+                                  <w:lang w:eastAsia="ja-JP"/>
+                                </w:rPr>
+                                <w:t xml:space="preserve">）句末で押韻するのが原則。</w:t>
                               </w:r>
                             </w:p>
                           </w:tc>
@@ -1492,7 +1184,7 @@
                                   <w:szCs w:val="20"/>
                                   <w:lang w:eastAsia="ja-JP"/>
                                 </w:rPr>
-                                <w:t xml:space="preserve">　　句末の響きをそろえること。この詩は（</w:t>
+                                <w:t xml:space="preserve">　句末の響きをそろえること。この詩は（</w:t>
                               </w:r>
                               <w:r>
                                 <w:rPr>
@@ -1532,67 +1224,7 @@
                                   <w:szCs w:val="20"/>
                                   <w:lang w:eastAsia="ja-JP"/>
                                 </w:rPr>
-                                <w:t xml:space="preserve">の韻。七言絶句は第（</w:t>
-                              </w:r>
-                              <w:r>
-                                <w:rPr>
-                                  <w:rFonts w:asciiTheme="minorEastAsia" w:hAnsiTheme="minorEastAsia" w:cs="UD デジタル教科書体 N" w:hint="eastAsia"/>
-                                  <w:color w:val="1A1A1A"/>
-                                  <w:sz w:val="20"/>
-                                  <w:szCs w:val="20"/>
-                                  <w:lang w:eastAsia="ja-JP"/>
-                                </w:rPr>
-                                <w:t xml:space="preserve">　</w:t>
-                              </w:r>
-                              <w:r>
-                                <w:rPr>
-                                  <w:rFonts w:asciiTheme="minorEastAsia" w:hAnsiTheme="minorEastAsia" w:cs="UD デジタル教科書体 N" w:hint="eastAsia"/>
-                                  <w:color w:val="1A1A1A"/>
-                                  <w:sz w:val="20"/>
-                                  <w:szCs w:val="20"/>
-                                  <w:lang w:eastAsia="ja-JP"/>
-                                </w:rPr>
-                                <w:t xml:space="preserve">）・（</w:t>
-                              </w:r>
-                              <w:r>
-                                <w:rPr>
-                                  <w:rFonts w:asciiTheme="minorEastAsia" w:hAnsiTheme="minorEastAsia" w:cs="UD デジタル教科書体 N" w:hint="eastAsia"/>
-                                  <w:color w:val="1A1A1A"/>
-                                  <w:sz w:val="20"/>
-                                  <w:szCs w:val="20"/>
-                                  <w:lang w:eastAsia="ja-JP"/>
-                                </w:rPr>
-                                <w:t xml:space="preserve">　</w:t>
-                              </w:r>
-                              <w:r>
-                                <w:rPr>
-                                  <w:rFonts w:asciiTheme="minorEastAsia" w:hAnsiTheme="minorEastAsia" w:cs="UD デジタル教科書体 N" w:hint="eastAsia"/>
-                                  <w:color w:val="1A1A1A"/>
-                                  <w:sz w:val="20"/>
-                                  <w:szCs w:val="20"/>
-                                  <w:lang w:eastAsia="ja-JP"/>
-                                </w:rPr>
-                                <w:t xml:space="preserve">）・（</w:t>
-                              </w:r>
-                              <w:r>
-                                <w:rPr>
-                                  <w:rFonts w:asciiTheme="minorEastAsia" w:hAnsiTheme="minorEastAsia" w:cs="UD デジタル教科書体 N" w:hint="eastAsia"/>
-                                  <w:color w:val="1A1A1A"/>
-                                  <w:sz w:val="20"/>
-                                  <w:szCs w:val="20"/>
-                                  <w:lang w:eastAsia="ja-JP"/>
-                                </w:rPr>
-                                <w:t xml:space="preserve">　</w:t>
-                              </w:r>
-                              <w:r>
-                                <w:rPr>
-                                  <w:rFonts w:asciiTheme="minorEastAsia" w:hAnsiTheme="minorEastAsia" w:cs="UD デジタル教科書体 N" w:hint="eastAsia"/>
-                                  <w:color w:val="1A1A1A"/>
-                                  <w:sz w:val="20"/>
-                                  <w:szCs w:val="20"/>
-                                  <w:lang w:eastAsia="ja-JP"/>
-                                </w:rPr>
-                                <w:t xml:space="preserve">）句末で押韻するのが原則。</w:t>
+                                <w:t xml:space="preserve">の韻。</w:t>
                               </w:r>
                             </w:p>
                           </w:tc>
@@ -1700,7 +1332,27 @@
                                   <w:szCs w:val="16"/>
                                   <w:lang w:eastAsia="ja-JP"/>
                                 </w:rPr>
-                                <w:t xml:space="preserve">※一句が五字なら五言、八句なら律詩。五言詩は原則として偶数句末で押韻する。</w:t>
+                                <w:t xml:space="preserve">※四句は順に</w:t>
+                              </w:r>
+                              <w:r>
+                                <w:rPr>
+                                  <w:rFonts w:ascii="UD デジタル教科書体 N" w:eastAsia="UD デジタル教科書体 N" w:hAnsi="UD デジタル教科書体 N" w:cs="UD デジタル教科書体 N"/>
+                                  <w:color w:val="1A1A1A"/>
+                                  <w:sz w:val="16"/>
+                                  <w:szCs w:val="16"/>
+                                  <w:lang w:eastAsia="ja-JP"/>
+                                </w:rPr>
+                                <w:t xml:space="preserve">　　　　　　　　　　</w:t>
+                              </w:r>
+                              <w:r>
+                                <w:rPr>
+                                  <w:rFonts w:ascii="UD デジタル教科書体 N" w:eastAsia="UD デジタル教科書体 N" w:hAnsi="UD デジタル教科書体 N" w:cs="UD デジタル教科書体 N"/>
+                                  <w:color w:val="1A1A1A"/>
+                                  <w:sz w:val="16"/>
+                                  <w:szCs w:val="16"/>
+                                  <w:lang w:eastAsia="ja-JP"/>
+                                </w:rPr>
+                                <w:t xml:space="preserve">と呼ぶ。一句が五字なら五言、八句なら律詩。</w:t>
                               </w:r>
                             </w:p>
                           </w:tc>
@@ -1754,7 +1406,7 @@
                                   <w:szCs w:val="20"/>
                                   <w:lang w:eastAsia="ja-JP"/>
                                 </w:rPr>
-                                <w:t xml:space="preserve">　　一句の字数が（</w:t>
+                                <w:t xml:space="preserve">　一句が（</w:t>
                               </w:r>
                               <w:r>
                                 <w:rPr>
@@ -1814,27 +1466,7 @@
                                   <w:szCs w:val="20"/>
                                   <w:lang w:eastAsia="ja-JP"/>
                                 </w:rPr>
-                                <w:t xml:space="preserve"> 〕。四句は順に</w:t>
-                              </w:r>
-                              <w:r>
-                                <w:rPr>
-                                  <w:rFonts w:asciiTheme="minorEastAsia" w:hAnsiTheme="minorEastAsia" w:cs="UD デジタル教科書体 N" w:hint="eastAsia"/>
-                                  <w:color w:val="1A1A1A"/>
-                                  <w:sz w:val="20"/>
-                                  <w:szCs w:val="20"/>
-                                  <w:lang w:eastAsia="ja-JP"/>
-                                </w:rPr>
-                                <w:t xml:space="preserve">　　　　　　　　　　</w:t>
-                              </w:r>
-                              <w:r>
-                                <w:rPr>
-                                  <w:rFonts w:asciiTheme="minorEastAsia" w:hAnsiTheme="minorEastAsia" w:cs="UD デジタル教科書体 N" w:hint="eastAsia"/>
-                                  <w:color w:val="1A1A1A"/>
-                                  <w:sz w:val="20"/>
-                                  <w:szCs w:val="20"/>
-                                  <w:lang w:eastAsia="ja-JP"/>
-                                </w:rPr>
-                                <w:t xml:space="preserve">と呼ぶ。</w:t>
+                                <w:t xml:space="preserve"> 〕。</w:t>
                               </w:r>
                             </w:p>
                           </w:tc>
@@ -1921,7 +1553,7 @@
                                   <w:color w:val="1B3A6B"/>
                                   <w:spacing w:val="16"/>
                                 </w:rPr>
-                                <w:t xml:space="preserve">詩の約束と語注</w:t>
+                                <w:t xml:space="preserve">詩形と語注</w:t>
                               </w:r>
                             </w:p>
                           </w:tc>
@@ -2237,7 +1869,7 @@
                                         <w:szCs w:val="18"/>
                                         <w:lang w:eastAsia="ja-JP"/>
                                       </w:rPr>
-                                      <w:t xml:space="preserve">　　　　　　　</w:t>
+                                      <w:t xml:space="preserve">　　　　　</w:t>
                                     </w:r>
                                     <w:r>
                                       <w:rPr>
@@ -2257,7 +1889,7 @@
                                         <w:szCs w:val="18"/>
                                         <w:lang w:eastAsia="ja-JP"/>
                                       </w:rPr>
-                                      <w:t xml:space="preserve">　　　　　　　　</w:t>
+                                      <w:t xml:space="preserve">　　　　</w:t>
                                     </w:r>
                                     <w:r>
                                       <w:rPr>
@@ -2277,7 +1909,7 @@
                                         <w:szCs w:val="18"/>
                                         <w:lang w:eastAsia="ja-JP"/>
                                       </w:rPr>
-                                      <w:t xml:space="preserve">　　　　　　　　　</w:t>
+                                      <w:t xml:space="preserve">　　　　</w:t>
                                     </w:r>
                                     <w:r>
                                       <w:rPr>
@@ -2297,7 +1929,7 @@
                                         <w:szCs w:val="18"/>
                                         <w:lang w:eastAsia="ja-JP"/>
                                       </w:rPr>
-                                      <w:t xml:space="preserve">　　　　　　　　</w:t>
+                                      <w:t xml:space="preserve">　　　　　　　</w:t>
                                     </w:r>
                                     <w:r>
                                       <w:rPr>
@@ -2317,7 +1949,7 @@
                                         <w:szCs w:val="18"/>
                                         <w:lang w:eastAsia="ja-JP"/>
                                       </w:rPr>
-                                      <w:t xml:space="preserve">　　　　　</w:t>
+                                      <w:t xml:space="preserve">　　　　</w:t>
                                     </w:r>
                                     <w:r>
                                       <w:rPr>
@@ -2337,7 +1969,7 @@
                                         <w:szCs w:val="18"/>
                                         <w:lang w:eastAsia="ja-JP"/>
                                       </w:rPr>
-                                      <w:t xml:space="preserve">　　　　　　　　　</w:t>
+                                      <w:t xml:space="preserve">　　　　</w:t>
                                     </w:r>
                                     <w:r>
                                       <w:rPr>
@@ -2498,17 +2130,6 @@
                                         <w:lang w:eastAsia="ja-JP"/>
                                       </w:rPr>
                                     </w:pPr>
-                                    <w:r>
-                                      <w:rPr>
-                                        <w:rFonts w:asciiTheme="minorEastAsia" w:hAnsiTheme="minorEastAsia" w:cs="UD デジタル教科書体 N" w:hint="eastAsia"/>
-                                        <w:color w:val="1A1A1A"/>
-                                        <w:spacing w:val="3"/>
-                                        <w:sz w:val="16"/>
-                                        <w:szCs w:val="16"/>
-                                        <w:lang w:eastAsia="ja-JP"/>
-                                      </w:rPr>
-                                      <w:t xml:space="preserve">三　※訓読文の傍線部</w:t>
-                                    </w:r>
                                   </w:p>
                                 </w:tc>
                               </w:tr>
@@ -2675,7 +2296,87 @@
                                               <w:szCs w:val="18"/>
                                               <w:lang w:eastAsia="ja-JP"/>
                                             </w:rPr>
-                                            <w:t xml:space="preserve">住（</w:t>
+                                            <w:t xml:space="preserve">早（</w:t>
+                                          </w:r>
+                                          <w:r>
+                                            <w:rPr>
+                                              <w:rFonts w:ascii="UD デジタル教科書体 N" w:eastAsia="UD デジタル教科書体 N" w:hAnsiTheme="minorEastAsia" w:cs="UD デジタル教科書体 N" w:hint="eastAsia"/>
+                                              <w:color w:val="1A1A1A"/>
+                                              <w:sz w:val="18"/>
+                                              <w:szCs w:val="18"/>
+                                              <w:lang w:eastAsia="ja-JP"/>
+                                            </w:rPr>
+                                            <w:t xml:space="preserve">　　　</w:t>
+                                          </w:r>
+                                          <w:r>
+                                            <w:rPr>
+                                              <w:rFonts w:ascii="UD デジタル教科書体 N" w:eastAsia="UD デジタル教科書体 N" w:hAnsiTheme="minorEastAsia" w:cs="UD デジタル教科書体 N" w:hint="eastAsia"/>
+                                              <w:color w:val="1A1A1A"/>
+                                              <w:sz w:val="18"/>
+                                              <w:szCs w:val="18"/>
+                                              <w:lang w:eastAsia="ja-JP"/>
+                                            </w:rPr>
+                                            <w:t xml:space="preserve">）　朝（</w:t>
+                                          </w:r>
+                                          <w:r>
+                                            <w:rPr>
+                                              <w:rFonts w:ascii="UD デジタル教科書体 N" w:eastAsia="UD デジタル教科書体 N" w:hAnsiTheme="minorEastAsia" w:cs="UD デジタル教科書体 N" w:hint="eastAsia"/>
+                                              <w:color w:val="1A1A1A"/>
+                                              <w:sz w:val="18"/>
+                                              <w:szCs w:val="18"/>
+                                              <w:lang w:eastAsia="ja-JP"/>
+                                            </w:rPr>
+                                            <w:t xml:space="preserve">　　　　</w:t>
+                                          </w:r>
+                                          <w:r>
+                                            <w:rPr>
+                                              <w:rFonts w:ascii="UD デジタル教科書体 N" w:eastAsia="UD デジタル教科書体 N" w:hAnsiTheme="minorEastAsia" w:cs="UD デジタル教科書体 N" w:hint="eastAsia"/>
+                                              <w:color w:val="1A1A1A"/>
+                                              <w:sz w:val="18"/>
+                                              <w:szCs w:val="18"/>
+                                              <w:lang w:eastAsia="ja-JP"/>
+                                            </w:rPr>
+                                            <w:t xml:space="preserve">）　還（</w:t>
+                                          </w:r>
+                                          <w:r>
+                                            <w:rPr>
+                                              <w:rFonts w:ascii="UD デジタル教科書体 N" w:eastAsia="UD デジタル教科書体 N" w:hAnsiTheme="minorEastAsia" w:cs="UD デジタル教科書体 N" w:hint="eastAsia"/>
+                                              <w:color w:val="1A1A1A"/>
+                                              <w:sz w:val="18"/>
+                                              <w:szCs w:val="18"/>
+                                              <w:lang w:eastAsia="ja-JP"/>
+                                            </w:rPr>
+                                            <w:t xml:space="preserve">　　　</w:t>
+                                          </w:r>
+                                          <w:r>
+                                            <w:rPr>
+                                              <w:rFonts w:ascii="UD デジタル教科書体 N" w:eastAsia="UD デジタル教科書体 N" w:hAnsiTheme="minorEastAsia" w:cs="UD デジタル教科書体 N" w:hint="eastAsia"/>
+                                              <w:color w:val="1A1A1A"/>
+                                              <w:sz w:val="18"/>
+                                              <w:szCs w:val="18"/>
+                                              <w:lang w:eastAsia="ja-JP"/>
+                                            </w:rPr>
+                                            <w:t xml:space="preserve">）　啼（</w:t>
+                                          </w:r>
+                                          <w:r>
+                                            <w:rPr>
+                                              <w:rFonts w:ascii="UD デジタル教科書体 N" w:eastAsia="UD デジタル教科書体 N" w:hAnsiTheme="minorEastAsia" w:cs="UD デジタル教科書体 N" w:hint="eastAsia"/>
+                                              <w:color w:val="1A1A1A"/>
+                                              <w:sz w:val="18"/>
+                                              <w:szCs w:val="18"/>
+                                              <w:lang w:eastAsia="ja-JP"/>
+                                            </w:rPr>
+                                            <w:t xml:space="preserve">　　　</w:t>
+                                          </w:r>
+                                          <w:r>
+                                            <w:rPr>
+                                              <w:rFonts w:ascii="UD デジタル教科書体 N" w:eastAsia="UD デジタル教科書体 N" w:hAnsiTheme="minorEastAsia" w:cs="UD デジタル教科書体 N" w:hint="eastAsia"/>
+                                              <w:color w:val="1A1A1A"/>
+                                              <w:sz w:val="18"/>
+                                              <w:szCs w:val="18"/>
+                                              <w:lang w:eastAsia="ja-JP"/>
+                                            </w:rPr>
+                                            <w:t xml:space="preserve">）　住（</w:t>
                                           </w:r>
                                           <w:r>
                                             <w:rPr>
@@ -2773,96 +2474,6 @@
                                         <w:lang w:eastAsia="ja-JP"/>
                                       </w:rPr>
                                     </w:pPr>
-                                    <w:r>
-                                      <w:rPr>
-                                        <w:rFonts w:asciiTheme="minorEastAsia" w:hAnsiTheme="minorEastAsia" w:cs="UD デジタル教科書体 N" w:hint="eastAsia"/>
-                                        <w:color w:val="1A1A1A"/>
-                                        <w:sz w:val="16"/>
-                                        <w:szCs w:val="16"/>
-                                        <w:lang w:eastAsia="ja-JP"/>
-                                      </w:rPr>
-                                      <w:t xml:space="preserve">早（</w:t>
-                                    </w:r>
-                                    <w:r>
-                                      <w:rPr>
-                                        <w:rFonts w:asciiTheme="minorEastAsia" w:hAnsiTheme="minorEastAsia" w:cs="UD デジタル教科書体 N" w:hint="eastAsia"/>
-                                        <w:color w:val="1A1A1A"/>
-                                        <w:sz w:val="16"/>
-                                        <w:szCs w:val="16"/>
-                                        <w:lang w:eastAsia="ja-JP"/>
-                                      </w:rPr>
-                                      <w:t xml:space="preserve">　　　</w:t>
-                                    </w:r>
-                                    <w:r>
-                                      <w:rPr>
-                                        <w:rFonts w:asciiTheme="minorEastAsia" w:hAnsiTheme="minorEastAsia" w:cs="UD デジタル教科書体 N" w:hint="eastAsia"/>
-                                        <w:color w:val="1A1A1A"/>
-                                        <w:sz w:val="16"/>
-                                        <w:szCs w:val="16"/>
-                                        <w:lang w:eastAsia="ja-JP"/>
-                                      </w:rPr>
-                                      <w:t xml:space="preserve">）　朝（</w:t>
-                                    </w:r>
-                                    <w:r>
-                                      <w:rPr>
-                                        <w:rFonts w:asciiTheme="minorEastAsia" w:hAnsiTheme="minorEastAsia" w:cs="UD デジタル教科書体 N" w:hint="eastAsia"/>
-                                        <w:color w:val="1A1A1A"/>
-                                        <w:sz w:val="16"/>
-                                        <w:szCs w:val="16"/>
-                                        <w:lang w:eastAsia="ja-JP"/>
-                                      </w:rPr>
-                                      <w:t xml:space="preserve">　　　　</w:t>
-                                    </w:r>
-                                    <w:r>
-                                      <w:rPr>
-                                        <w:rFonts w:asciiTheme="minorEastAsia" w:hAnsiTheme="minorEastAsia" w:cs="UD デジタル教科書体 N" w:hint="eastAsia"/>
-                                        <w:color w:val="1A1A1A"/>
-                                        <w:sz w:val="16"/>
-                                        <w:szCs w:val="16"/>
-                                        <w:lang w:eastAsia="ja-JP"/>
-                                      </w:rPr>
-                                      <w:t xml:space="preserve">）　還（</w:t>
-                                    </w:r>
-                                    <w:r>
-                                      <w:rPr>
-                                        <w:rFonts w:asciiTheme="minorEastAsia" w:hAnsiTheme="minorEastAsia" w:cs="UD デジタル教科書体 N" w:hint="eastAsia"/>
-                                        <w:color w:val="1A1A1A"/>
-                                        <w:sz w:val="16"/>
-                                        <w:szCs w:val="16"/>
-                                        <w:lang w:eastAsia="ja-JP"/>
-                                      </w:rPr>
-                                      <w:t xml:space="preserve">　　　</w:t>
-                                    </w:r>
-                                    <w:r>
-                                      <w:rPr>
-                                        <w:rFonts w:asciiTheme="minorEastAsia" w:hAnsiTheme="minorEastAsia" w:cs="UD デジタル教科書体 N" w:hint="eastAsia"/>
-                                        <w:color w:val="1A1A1A"/>
-                                        <w:sz w:val="16"/>
-                                        <w:szCs w:val="16"/>
-                                        <w:lang w:eastAsia="ja-JP"/>
-                                      </w:rPr>
-                                      <w:t xml:space="preserve">）　啼（</w:t>
-                                    </w:r>
-                                    <w:r>
-                                      <w:rPr>
-                                        <w:rFonts w:asciiTheme="minorEastAsia" w:hAnsiTheme="minorEastAsia" w:cs="UD デジタル教科書体 N" w:hint="eastAsia"/>
-                                        <w:color w:val="1A1A1A"/>
-                                        <w:sz w:val="16"/>
-                                        <w:szCs w:val="16"/>
-                                        <w:lang w:eastAsia="ja-JP"/>
-                                      </w:rPr>
-                                      <w:t xml:space="preserve">　　　</w:t>
-                                    </w:r>
-                                    <w:r>
-                                      <w:rPr>
-                                        <w:rFonts w:asciiTheme="minorEastAsia" w:hAnsiTheme="minorEastAsia" w:cs="UD デジタル教科書体 N" w:hint="eastAsia"/>
-                                        <w:color w:val="1A1A1A"/>
-                                        <w:sz w:val="16"/>
-                                        <w:szCs w:val="16"/>
-                                        <w:lang w:eastAsia="ja-JP"/>
-                                      </w:rPr>
-                                      <w:t xml:space="preserve">）</w:t>
-                                    </w:r>
                                   </w:p>
                                 </w:tc>
                               </w:tr>
@@ -3758,18 +3369,18 @@
                                       <w:ruby>
                                         <w:rubyPr>
                                           <w:rubyAlign w:val="distributeLetter"/>
-                                          <w:hps w:val="23"/>
-                                          <w:hpsRaise w:val="23"/>
+                                          <w:hps w:val="10"/>
+                                          <w:hpsRaise w:val="20"/>
                                           <w:hpsBaseText w:val="23"/>
-                                          <w:lid w:val="ja-JP"/>
+                                          <w:lid w:val="en-US"/>
                                         </w:rubyPr>
                                         <w:rt>
                                           <w:r>
                                             <w:rPr>
                                               <w:rFonts w:ascii="UD デジタル教科書体 N" w:eastAsia="UD デジタル教科書体 N" w:hAnsi="UD デジタル教科書体 N" w:cs="UD デジタル教科書体 N"/>
                                               <w:color w:val="1A1A1A"/>
-                                              <w:sz w:val="23"/>
-                                              <w:szCs w:val="23"/>
+                                              <w:sz w:val="10"/>
+                                              <w:szCs w:val="10"/>
                                             </w:rPr>
                                             <w:t>すでニ</w:t>
                                           </w:r>
@@ -3795,18 +3406,18 @@
                                       <w:ruby>
                                         <w:rubyPr>
                                           <w:rubyAlign w:val="distributeSpace"/>
-                                          <w:hps w:val="23"/>
-                                          <w:hpsRaise w:val="23"/>
+                                          <w:hps w:val="10"/>
+                                          <w:hpsRaise w:val="20"/>
                                           <w:hpsBaseText w:val="23"/>
-                                          <w:lid w:val="ja-JP"/>
+                                          <w:lid w:val="en-US"/>
                                         </w:rubyPr>
                                         <w:rt>
                                           <w:r>
                                             <w:rPr>
                                               <w:rFonts w:ascii="UD デジタル教科書体 N" w:eastAsia="UD デジタル教科書体 N" w:hAnsi="UD デジタル教科書体 N" w:cs="UD デジタル教科書体 N"/>
                                               <w:color w:val="1A1A1A"/>
-                                              <w:sz w:val="23"/>
-                                              <w:szCs w:val="23"/>
+                                              <w:sz w:val="10"/>
+                                              <w:szCs w:val="10"/>
                                             </w:rPr>
                                             <w:t>グ</w:t>
                                           </w:r>
@@ -3832,18 +3443,18 @@
                                       <w:ruby>
                                         <w:rubyPr>
                                           <w:rubyAlign w:val="distributeLetter"/>
-                                          <w:hps w:val="23"/>
-                                          <w:hpsRaise w:val="23"/>
+                                          <w:hps w:val="10"/>
+                                          <w:hpsRaise w:val="20"/>
                                           <w:hpsBaseText w:val="23"/>
-                                          <w:lid w:val="ja-JP"/>
+                                          <w:lid w:val="en-US"/>
                                         </w:rubyPr>
                                         <w:rt>
                                           <w:r>
                                             <w:rPr>
                                               <w:rFonts w:ascii="UD デジタル教科書体 N" w:eastAsia="UD デジタル教科書体 N" w:hAnsi="UD デジタル教科書体 N" w:cs="UD デジタル教科書体 N"/>
                                               <w:color w:val="1A1A1A"/>
-                                              <w:sz w:val="23"/>
-                                              <w:szCs w:val="23"/>
+                                              <w:sz w:val="10"/>
+                                              <w:szCs w:val="10"/>
                                             </w:rPr>
                                             <w:t>ばん</w:t>
                                           </w:r>
@@ -3869,18 +3480,18 @@
                                       <w:ruby>
                                         <w:rubyPr>
                                           <w:rubyAlign w:val="distributeLetter"/>
-                                          <w:hps w:val="23"/>
-                                          <w:hpsRaise w:val="23"/>
+                                          <w:hps w:val="10"/>
+                                          <w:hpsRaise w:val="20"/>
                                           <w:hpsBaseText w:val="23"/>
-                                          <w:lid w:val="ja-JP"/>
+                                          <w:lid w:val="en-US"/>
                                         </w:rubyPr>
                                         <w:rt>
                                           <w:r>
                                             <w:rPr>
                                               <w:rFonts w:ascii="UD デジタル教科書体 N" w:eastAsia="UD デジタル教科書体 N" w:hAnsi="UD デジタル教科書体 N" w:cs="UD デジタル教科書体 N"/>
                                               <w:color w:val="1A1A1A"/>
-                                              <w:sz w:val="23"/>
-                                              <w:szCs w:val="23"/>
+                                              <w:sz w:val="10"/>
+                                              <w:szCs w:val="10"/>
                                             </w:rPr>
                                             <w:t>ちようノ</w:t>
                                           </w:r>
@@ -4203,18 +3814,18 @@
                                       <w:ruby>
                                         <w:rubyPr>
                                           <w:rubyAlign w:val="distributeSpace"/>
-                                          <w:hps w:val="23"/>
-                                          <w:hpsRaise w:val="23"/>
+                                          <w:hps w:val="10"/>
+                                          <w:hpsRaise w:val="20"/>
                                           <w:hpsBaseText w:val="23"/>
-                                          <w:lid w:val="ja-JP"/>
+                                          <w:lid w:val="en-US"/>
                                         </w:rubyPr>
                                         <w:rt>
                                           <w:r>
                                             <w:rPr>
                                               <w:rFonts w:ascii="UD デジタル教科書体 N" w:eastAsia="UD デジタル教科書体 N" w:hAnsi="UD デジタル教科書体 N" w:cs="UD デジタル教科書体 N"/>
                                               <w:color w:val="1A1A1A"/>
-                                              <w:sz w:val="23"/>
-                                              <w:szCs w:val="23"/>
+                                              <w:sz w:val="10"/>
+                                              <w:szCs w:val="10"/>
                                             </w:rPr>
                                             <w:t>ノ</w:t>
                                           </w:r>
@@ -4249,18 +3860,18 @@
                                       <w:ruby>
                                         <w:rubyPr>
                                           <w:rubyAlign w:val="distributeLetter"/>
-                                          <w:hps w:val="23"/>
-                                          <w:hpsRaise w:val="23"/>
+                                          <w:hps w:val="10"/>
+                                          <w:hpsRaise w:val="20"/>
                                           <w:hpsBaseText w:val="23"/>
-                                          <w:lid w:val="ja-JP"/>
+                                          <w:lid w:val="en-US"/>
                                         </w:rubyPr>
                                         <w:rt>
                                           <w:r>
                                             <w:rPr>
                                               <w:rFonts w:ascii="UD デジタル教科書体 N" w:eastAsia="UD デジタル教科書体 N" w:hAnsi="UD デジタル教科書体 N" w:cs="UD デジタル教科書体 N"/>
                                               <w:color w:val="1A1A1A"/>
-                                              <w:sz w:val="23"/>
-                                              <w:szCs w:val="23"/>
+                                              <w:sz w:val="10"/>
+                                              <w:szCs w:val="10"/>
                                             </w:rPr>
                                             <w:t>なキテ</w:t>
                                           </w:r>
@@ -4286,18 +3897,18 @@
                                       <w:ruby>
                                         <w:rubyPr>
                                           <w:rubyAlign w:val="distributeLetter"/>
-                                          <w:hps w:val="23"/>
-                                          <w:hpsRaise w:val="23"/>
+                                          <w:hps w:val="10"/>
+                                          <w:hpsRaise w:val="20"/>
                                           <w:hpsBaseText w:val="23"/>
-                                          <w:lid w:val="ja-JP"/>
+                                          <w:lid w:val="en-US"/>
                                         </w:rubyPr>
                                         <w:rt>
                                           <w:r>
                                             <w:rPr>
                                               <w:rFonts w:ascii="UD デジタル教科書体 N" w:eastAsia="UD デジタル教科書体 N" w:hAnsi="UD デジタル教科書体 N" w:cs="UD デジタル教科書体 N"/>
                                               <w:color w:val="1A1A1A"/>
-                                              <w:sz w:val="23"/>
-                                              <w:szCs w:val="23"/>
+                                              <w:sz w:val="10"/>
+                                              <w:szCs w:val="10"/>
                                             </w:rPr>
                                             <w:t>ルニ</w:t>
                                           </w:r>
@@ -4333,18 +3944,18 @@
                                       <w:ruby>
                                         <w:rubyPr>
                                           <w:rubyAlign w:val="distributeLetter"/>
-                                          <w:hps w:val="23"/>
-                                          <w:hpsRaise w:val="23"/>
+                                          <w:hps w:val="10"/>
+                                          <w:hpsRaise w:val="20"/>
                                           <w:hpsBaseText w:val="23"/>
-                                          <w:lid w:val="ja-JP"/>
+                                          <w:lid w:val="en-US"/>
                                         </w:rubyPr>
                                         <w:rt>
                                           <w:r>
                                             <w:rPr>
                                               <w:rFonts w:ascii="UD デジタル教科書体 N" w:eastAsia="UD デジタル教科書体 N" w:hAnsi="UD デジタル教科書体 N" w:cs="UD デジタル教科書体 N"/>
                                               <w:color w:val="1A1A1A"/>
-                                              <w:sz w:val="23"/>
-                                              <w:szCs w:val="23"/>
+                                              <w:sz w:val="10"/>
+                                              <w:szCs w:val="10"/>
                                             </w:rPr>
                                             <w:t>やマ</w:t>
                                           </w:r>
@@ -4658,18 +4269,18 @@
                                       <w:ruby>
                                         <w:rubyPr>
                                           <w:rubyAlign w:val="distributeSpace"/>
-                                          <w:hps w:val="23"/>
-                                          <w:hpsRaise w:val="23"/>
+                                          <w:hps w:val="10"/>
+                                          <w:hpsRaise w:val="20"/>
                                           <w:hpsBaseText w:val="23"/>
-                                          <w:lid w:val="ja-JP"/>
+                                          <w:lid w:val="en-US"/>
                                         </w:rubyPr>
                                         <w:rt>
                                           <w:r>
                                             <w:rPr>
                                               <w:rFonts w:ascii="UD デジタル教科書体 N" w:eastAsia="UD デジタル教科書体 N" w:hAnsi="UD デジタル教科書体 N" w:cs="UD デジタル教科書体 N"/>
                                               <w:color w:val="1A1A1A"/>
-                                              <w:sz w:val="23"/>
-                                              <w:szCs w:val="23"/>
+                                              <w:sz w:val="10"/>
+                                              <w:szCs w:val="10"/>
                                             </w:rPr>
                                             <w:t>ノ</w:t>
                                           </w:r>
@@ -4695,18 +4306,18 @@
                                       <w:ruby>
                                         <w:rubyPr>
                                           <w:rubyAlign w:val="distributeLetter"/>
-                                          <w:hps w:val="23"/>
-                                          <w:hpsRaise w:val="23"/>
+                                          <w:hps w:val="10"/>
+                                          <w:hpsRaise w:val="20"/>
                                           <w:hpsBaseText w:val="23"/>
-                                          <w:lid w:val="ja-JP"/>
+                                          <w:lid w:val="en-US"/>
                                         </w:rubyPr>
                                         <w:rt>
                                           <w:r>
                                             <w:rPr>
                                               <w:rFonts w:ascii="UD デジタル教科書体 N" w:eastAsia="UD デジタル教科書体 N" w:hAnsi="UD デジタル教科書体 N" w:cs="UD デジタル教科書体 N"/>
                                               <w:color w:val="1A1A1A"/>
-                                              <w:sz w:val="23"/>
-                                              <w:szCs w:val="23"/>
+                                              <w:sz w:val="10"/>
+                                              <w:szCs w:val="10"/>
                                             </w:rPr>
                                             <w:t>かう</w:t>
                                           </w:r>
@@ -4732,18 +4343,18 @@
                                       <w:ruby>
                                         <w:rubyPr>
                                           <w:rubyAlign w:val="distributeLetter"/>
-                                          <w:hps w:val="23"/>
-                                          <w:hpsRaise w:val="23"/>
+                                          <w:hps w:val="10"/>
+                                          <w:hpsRaise w:val="20"/>
                                           <w:hpsBaseText w:val="23"/>
-                                          <w:lid w:val="ja-JP"/>
+                                          <w:lid w:val="en-US"/>
                                         </w:rubyPr>
                                         <w:rt>
                                           <w:r>
                                             <w:rPr>
                                               <w:rFonts w:ascii="UD デジタル教科書体 N" w:eastAsia="UD デジタル教科書体 N" w:hAnsi="UD デジタル教科書体 N" w:cs="UD デジタル教科書体 N"/>
                                               <w:color w:val="1A1A1A"/>
-                                              <w:sz w:val="23"/>
-                                              <w:szCs w:val="23"/>
+                                              <w:sz w:val="10"/>
+                                              <w:szCs w:val="10"/>
                                             </w:rPr>
                                             <w:t>りよう</w:t>
                                           </w:r>
@@ -4778,18 +4389,18 @@
                                       <w:ruby>
                                         <w:rubyPr>
                                           <w:rubyAlign w:val="distributeLetter"/>
-                                          <w:hps w:val="23"/>
-                                          <w:hpsRaise w:val="23"/>
+                                          <w:hps w:val="10"/>
+                                          <w:hpsRaise w:val="20"/>
                                           <w:hpsBaseText w:val="23"/>
-                                          <w:lid w:val="ja-JP"/>
+                                          <w:lid w:val="en-US"/>
                                         </w:rubyPr>
                                         <w:rt>
                                           <w:r>
                                             <w:rPr>
                                               <w:rFonts w:ascii="UD デジタル教科書体 N" w:eastAsia="UD デジタル教科書体 N" w:hAnsi="UD デジタル教科書体 N" w:cs="UD デジタル教科書体 N"/>
                                               <w:color w:val="1A1A1A"/>
-                                              <w:sz w:val="23"/>
-                                              <w:szCs w:val="23"/>
+                                              <w:sz w:val="10"/>
+                                              <w:szCs w:val="10"/>
                                             </w:rPr>
                                             <w:t>ニシテ</w:t>
                                           </w:r>
@@ -4815,18 +4426,18 @@
                                       <w:ruby>
                                         <w:rubyPr>
                                           <w:rubyAlign w:val="distributeLetter"/>
-                                          <w:hps w:val="23"/>
-                                          <w:hpsRaise w:val="23"/>
+                                          <w:hps w:val="10"/>
+                                          <w:hpsRaise w:val="20"/>
                                           <w:hpsBaseText w:val="23"/>
-                                          <w:lid w:val="ja-JP"/>
+                                          <w:lid w:val="en-US"/>
                                         </w:rubyPr>
                                         <w:rt>
                                           <w:r>
                                             <w:rPr>
                                               <w:rFonts w:ascii="UD デジタル教科書体 N" w:eastAsia="UD デジタル教科書体 N" w:hAnsi="UD デジタル教科書体 N" w:cs="UD デジタル教科書体 N"/>
                                               <w:color w:val="1A1A1A"/>
-                                              <w:sz w:val="23"/>
-                                              <w:szCs w:val="23"/>
+                                              <w:sz w:val="10"/>
+                                              <w:szCs w:val="10"/>
                                             </w:rPr>
                                             <w:t>かヘル</w:t>
                                           </w:r>
@@ -5131,18 +4742,18 @@
                                       <w:ruby>
                                         <w:rubyPr>
                                           <w:rubyAlign w:val="distributeLetter"/>
-                                          <w:hps w:val="23"/>
-                                          <w:hpsRaise w:val="23"/>
+                                          <w:hps w:val="10"/>
+                                          <w:hpsRaise w:val="20"/>
                                           <w:hpsBaseText w:val="23"/>
-                                          <w:lid w:val="ja-JP"/>
+                                          <w:lid w:val="en-US"/>
                                         </w:rubyPr>
                                         <w:rt>
                                           <w:r>
                                             <w:rPr>
                                               <w:rFonts w:ascii="UD デジタル教科書体 N" w:eastAsia="UD デジタル教科書体 N" w:hAnsi="UD デジタル教科書体 N" w:cs="UD デジタル教科書体 N"/>
                                               <w:color w:val="1A1A1A"/>
-                                              <w:sz w:val="23"/>
-                                              <w:szCs w:val="23"/>
+                                              <w:sz w:val="10"/>
+                                              <w:szCs w:val="10"/>
                                             </w:rPr>
                                             <w:t>あしたニ</w:t>
                                           </w:r>
@@ -5168,18 +4779,18 @@
                                       <w:ruby>
                                         <w:rubyPr>
                                           <w:rubyAlign w:val="distributeSpace"/>
-                                          <w:hps w:val="23"/>
-                                          <w:hpsRaise w:val="23"/>
+                                          <w:hps w:val="10"/>
+                                          <w:hpsRaise w:val="20"/>
                                           <w:hpsBaseText w:val="23"/>
-                                          <w:lid w:val="ja-JP"/>
+                                          <w:lid w:val="en-US"/>
                                         </w:rubyPr>
                                         <w:rt>
                                           <w:r>
                                             <w:rPr>
                                               <w:rFonts w:ascii="UD デジタル教科書体 N" w:eastAsia="UD デジタル教科書体 N" w:hAnsi="UD デジタル教科書体 N" w:cs="UD デジタル教科書体 N"/>
                                               <w:color w:val="1A1A1A"/>
-                                              <w:sz w:val="23"/>
-                                              <w:szCs w:val="23"/>
+                                              <w:sz w:val="10"/>
+                                              <w:szCs w:val="10"/>
                                             </w:rPr>
                                             <w:t>ス</w:t>
                                           </w:r>
@@ -5214,18 +4825,18 @@
                                       <w:ruby>
                                         <w:rubyPr>
                                           <w:rubyAlign w:val="distributeSpace"/>
-                                          <w:hps w:val="23"/>
-                                          <w:hpsRaise w:val="23"/>
+                                          <w:hps w:val="10"/>
+                                          <w:hpsRaise w:val="20"/>
                                           <w:hpsBaseText w:val="23"/>
-                                          <w:lid w:val="ja-JP"/>
+                                          <w:lid w:val="en-US"/>
                                         </w:rubyPr>
                                         <w:rt>
                                           <w:r>
                                             <w:rPr>
                                               <w:rFonts w:ascii="UD デジタル教科書体 N" w:eastAsia="UD デジタル教科書体 N" w:hAnsi="UD デジタル教科書体 N" w:cs="UD デジタル教科書体 N"/>
                                               <w:color w:val="1A1A1A"/>
-                                              <w:sz w:val="23"/>
-                                              <w:szCs w:val="23"/>
+                                              <w:sz w:val="10"/>
+                                              <w:szCs w:val="10"/>
                                             </w:rPr>
                                             <w:t>ノ</w:t>
                                           </w:r>
@@ -5387,6 +4998,43 @@
                                         <w:szCs w:val="23"/>
                                       </w:rPr>
                                     </w:pPr>
+                                    <w:r>
+                                      <w:rPr>
+                                        <w:sz w:val="23"/>
+                                        <w:szCs w:val="23"/>
+                                      </w:rPr>
+                                      <w:ruby>
+                                        <w:rubyPr>
+                                          <w:rubyAlign w:val="distributeLetter"/>
+                                          <w:hps w:val="10"/>
+                                          <w:hpsRaise w:val="20"/>
+                                          <w:hpsBaseText w:val="23"/>
+                                          <w:lid w:val="en-US"/>
+                                        </w:rubyPr>
+                                        <w:rt>
+                                          <w:r>
+                                            <w:rPr>
+                                              <w:rFonts w:ascii="UD デジタル教科書体 N" w:eastAsia="UD デジタル教科書体 N" w:hAnsi="UD デジタル教科書体 N" w:cs="UD デジタル教科書体 N"/>
+                                              <w:color w:val="1A1A1A"/>
+                                              <w:sz w:val="10"/>
+                                              <w:szCs w:val="10"/>
+                                            </w:rPr>
+                                            <w:t>りはく</w:t>
+                                          </w:r>
+                                        </w:rt>
+                                        <w:rubyBase>
+                                          <w:r>
+                                            <w:rPr>
+                                              <w:rFonts w:ascii="HG正楷書体-PRO" w:eastAsia="HG正楷書体-PRO" w:hAnsi="HG正楷書体-PRO" w:cs="HG正楷書体-PRO"/>
+                                              <w:color w:val="1A1A1A"/>
+                                              <w:sz w:val="23"/>
+                                              <w:szCs w:val="23"/>
+                                            </w:rPr>
+                                            <w:t>李白</w:t>
+                                          </w:r>
+                                        </w:rubyBase>
+                                      </w:ruby>
+                                    </w:r>
                                   </w:p>
                                 </w:tc>
                               </w:tr>
@@ -5530,18 +5178,18 @@
                                       <w:ruby>
                                         <w:rubyPr>
                                           <w:rubyAlign w:val="distributeLetter"/>
-                                          <w:hps w:val="23"/>
-                                          <w:hpsRaise w:val="23"/>
+                                          <w:hps w:val="10"/>
+                                          <w:hpsRaise w:val="20"/>
                                           <w:hpsBaseText w:val="23"/>
-                                          <w:lid w:val="ja-JP"/>
+                                          <w:lid w:val="en-US"/>
                                         </w:rubyPr>
                                         <w:rt>
                                           <w:r>
                                             <w:rPr>
                                               <w:rFonts w:ascii="UD デジタル教科書体 N" w:eastAsia="UD デジタル教科書体 N" w:hAnsi="UD デジタル教科書体 N" w:cs="UD デジタル教科書体 N"/>
                                               <w:color w:val="1A1A1A"/>
-                                              <w:sz w:val="23"/>
-                                              <w:szCs w:val="23"/>
+                                              <w:sz w:val="10"/>
+                                              <w:szCs w:val="10"/>
                                             </w:rPr>
                                             <w:t>つとニ</w:t>
                                           </w:r>
@@ -5567,18 +5215,18 @@
                                       <w:ruby>
                                         <w:rubyPr>
                                           <w:rubyAlign w:val="distributeSpace"/>
-                                          <w:hps w:val="23"/>
-                                          <w:hpsRaise w:val="23"/>
+                                          <w:hps w:val="10"/>
+                                          <w:hpsRaise w:val="20"/>
                                           <w:hpsBaseText w:val="23"/>
-                                          <w:lid w:val="ja-JP"/>
+                                          <w:lid w:val="en-US"/>
                                         </w:rubyPr>
                                         <w:rt>
                                           <w:r>
                                             <w:rPr>
                                               <w:rFonts w:ascii="UD デジタル教科書体 N" w:eastAsia="UD デジタル教科書体 N" w:hAnsi="UD デジタル教科書体 N" w:cs="UD デジタル教科書体 N"/>
                                               <w:color w:val="1A1A1A"/>
-                                              <w:sz w:val="23"/>
-                                              <w:szCs w:val="23"/>
+                                              <w:sz w:val="10"/>
+                                              <w:szCs w:val="10"/>
                                             </w:rPr>
                                             <w:t>ス</w:t>
                                           </w:r>
@@ -5623,18 +5271,18 @@
                                       <w:ruby>
                                         <w:rubyPr>
                                           <w:rubyAlign w:val="distributeSpace"/>
-                                          <w:hps w:val="23"/>
-                                          <w:hpsRaise w:val="23"/>
+                                          <w:hps w:val="10"/>
+                                          <w:hpsRaise w:val="20"/>
                                           <w:hpsBaseText w:val="23"/>
-                                          <w:lid w:val="ja-JP"/>
+                                          <w:lid w:val="en-US"/>
                                         </w:rubyPr>
                                         <w:rt>
                                           <w:r>
                                             <w:rPr>
                                               <w:rFonts w:ascii="UD デジタル教科書体 N" w:eastAsia="UD デジタル教科書体 N" w:hAnsi="UD デジタル教科書体 N" w:cs="UD デジタル教科書体 N"/>
                                               <w:color w:val="1A1A1A"/>
-                                              <w:sz w:val="23"/>
-                                              <w:szCs w:val="23"/>
+                                              <w:sz w:val="10"/>
+                                              <w:szCs w:val="10"/>
                                             </w:rPr>
                                             <w:t>ヲ</w:t>
                                           </w:r>
@@ -5765,53 +5413,13 @@
                               </w:pPr>
                               <w:r>
                                 <w:rPr>
-                                  <w:spacing w:val="12"/>
-                                  <w:sz w:val="23"/>
-                                  <w:szCs w:val="23"/>
-                                </w:rPr>
-                                <w:ruby>
-                                  <w:rubyPr>
-                                    <w:rubyAlign w:val="distributeLetter"/>
-                                    <w:hps w:val="10"/>
-                                    <w:hpsRaise w:val="23"/>
-                                    <w:hpsBaseText w:val="23"/>
-                                    <w:lid w:val="ja-JP"/>
-                                  </w:rubyPr>
-                                  <w:rt>
-                                    <w:r>
-                                      <w:rPr>
-                                        <w:rFonts w:ascii="UD デジタル教科書体 N" w:eastAsia="UD デジタル教科書体 N" w:hAnsi="UD デジタル教科書体 N" w:cs="UD デジタル教科書体 N"/>
-                                        <w:color w:val="1A1A1A"/>
-                                        <w:spacing w:val="12"/>
-                                        <w:sz w:val="23"/>
-                                        <w:szCs w:val="23"/>
-                                      </w:rPr>
-                                      <w:t>りはく</w:t>
-                                    </w:r>
-                                  </w:rt>
-                                  <w:rubyBase>
-                                    <w:r>
-                                      <w:rPr>
-                                        <w:rFonts w:ascii="UD デジタル教科書体 N" w:eastAsia="UD デジタル教科書体 N" w:hAnsi="UD デジタル教科書体 N" w:cs="UD デジタル教科書体 N"/>
-                                        <w:color w:val="1A1A1A"/>
-                                        <w:spacing w:val="12"/>
-                                        <w:sz w:val="23"/>
-                                        <w:szCs w:val="23"/>
-                                      </w:rPr>
-                                      <w:t>李白</w:t>
-                                    </w:r>
-                                  </w:rubyBase>
-                                </w:ruby>
-                              </w:r>
-                              <w:r>
-                                <w:rPr>
                                   <w:rFonts w:ascii="UD デジタル教科書体 N" w:eastAsia="UD デジタル教科書体 N" w:hAnsi="UD デジタル教科書体 N" w:cs="UD デジタル教科書体 N"/>
                                   <w:color w:val="1A1A1A"/>
                                   <w:spacing w:val="12"/>
                                   <w:sz w:val="23"/>
                                   <w:szCs w:val="23"/>
                                 </w:rPr>
-                                <w:t xml:space="preserve">　『唐詩選』</w:t>
+                                <w:t xml:space="preserve">『唐詩選』</w:t>
                               </w:r>
                             </w:p>
                           </w:tc>
@@ -8057,7 +7665,7 @@
                       <w:szCs w:val="32"/>
                       <w:lang w:eastAsia="ja-JP"/>
                     </w:rPr>
-                    <w:t xml:space="preserve">　『唐詩選』より　李白「早発白帝城」　書き下しプリント　①</w:t>
+                    <w:t xml:space="preserve">　李白「早発白帝城」　書き下しプリント①</w:t>
                   </w:r>
                 </w:p>
               </w:tc>
@@ -8520,8 +8128,8 @@
                                       <w:rPr>
                                         <w:rFonts w:ascii="UD デジタル教科書体 N" w:eastAsia="UD デジタル教科書体 N" w:hAnsi="UD デジタル教科書体 N" w:cs="UD デジタル教科書体 N"/>
                                         <w:color w:val="1A1A1A"/>
-                                        <w:sz w:val="18"/>
-                                        <w:szCs w:val="18"/>
+                                        <w:sz w:val="8"/>
+                                        <w:szCs w:val="8"/>
                                         <w:lang w:eastAsia="ja-JP"/>
                                       </w:rPr>
                                       <w:t>けいしうき</w:t>
@@ -8570,8 +8178,8 @@
                                       <w:rPr>
                                         <w:rFonts w:ascii="UD デジタル教科書体 N" w:eastAsia="UD デジタル教科書体 N" w:hAnsi="UD デジタル教科書体 N" w:cs="UD デジタル教科書体 N"/>
                                         <w:color w:val="1A1A1A"/>
-                                        <w:sz w:val="18"/>
-                                        <w:szCs w:val="18"/>
+                                        <w:sz w:val="8"/>
+                                        <w:szCs w:val="8"/>
                                         <w:lang w:eastAsia="ja-JP"/>
                                       </w:rPr>
                                       <w:t>あした</w:t>
@@ -8620,8 +8228,8 @@
                                       <w:rPr>
                                         <w:rFonts w:ascii="UD デジタル教科書体 N" w:eastAsia="UD デジタル教科書体 N" w:hAnsi="UD デジタル教科書体 N" w:cs="UD デジタル教科書体 N"/>
                                         <w:color w:val="1A1A1A"/>
-                                        <w:sz w:val="18"/>
-                                        <w:szCs w:val="18"/>
+                                        <w:sz w:val="8"/>
+                                        <w:szCs w:val="8"/>
                                         <w:lang w:eastAsia="ja-JP"/>
                                       </w:rPr>
                                       <w:t>た</w:t>
@@ -8670,8 +8278,8 @@
                                       <w:rPr>
                                         <w:rFonts w:ascii="UD デジタル教科書体 N" w:eastAsia="UD デジタル教科書体 N" w:hAnsi="UD デジタル教科書体 N" w:cs="UD デジタル教科書体 N"/>
                                         <w:color w:val="1A1A1A"/>
-                                        <w:sz w:val="18"/>
-                                        <w:szCs w:val="18"/>
+                                        <w:sz w:val="8"/>
+                                        <w:szCs w:val="8"/>
                                         <w:lang w:eastAsia="ja-JP"/>
                                       </w:rPr>
                                       <w:t>く</w:t>
@@ -8720,8 +8328,8 @@
                                       <w:rPr>
                                         <w:rFonts w:ascii="UD デジタル教科書体 N" w:eastAsia="UD デジタル教科書体 N" w:hAnsi="UD デジタル教科書体 N" w:cs="UD デジタル教科書体 N"/>
                                         <w:color w:val="1A1A1A"/>
-                                        <w:sz w:val="18"/>
-                                        <w:szCs w:val="18"/>
+                                        <w:sz w:val="8"/>
+                                        <w:szCs w:val="8"/>
                                         <w:lang w:eastAsia="ja-JP"/>
                                       </w:rPr>
                                       <w:t>いた</w:t>
@@ -8837,107 +8445,7 @@
                                   <w:szCs w:val="18"/>
                                   <w:lang w:eastAsia="ja-JP"/>
                                 </w:rPr>
-                                <w:t xml:space="preserve">後半二句は眼前の三峡の風景を</w:t>
-                              </w:r>
-                              <w:r>
-                                <w:rPr>
-                                  <w:sz w:val="18"/>
-                                  <w:szCs w:val="18"/>
-                                  <w:lang w:eastAsia="ja-JP"/>
-                                </w:rPr>
-                                <w:ruby>
-                                  <w:rubyPr>
-                                    <w:rubyAlign w:val="distributeLetter"/>
-                                    <w:hps w:val="8"/>
-                                    <w:hpsRaise w:val="18"/>
-                                    <w:hpsBaseText w:val="18"/>
-                                    <w:lid w:val="ja-JP"/>
-                                  </w:rubyPr>
-                                  <w:rt>
-                                    <w:r>
-                                      <w:rPr>
-                                        <w:rFonts w:ascii="UD デジタル教科書体 N" w:eastAsia="UD デジタル教科書体 N" w:hAnsi="UD デジタル教科書体 N" w:cs="UD デジタル教科書体 N"/>
-                                        <w:color w:val="1A1A1A"/>
-                                        <w:sz w:val="18"/>
-                                        <w:szCs w:val="18"/>
-                                        <w:lang w:eastAsia="ja-JP"/>
-                                      </w:rPr>
-                                      <w:t>えい</w:t>
-                                    </w:r>
-                                  </w:rt>
-                                  <w:rubyBase>
-                                    <w:r>
-                                      <w:rPr>
-                                        <w:rFonts w:ascii="UD デジタル教科書体 N" w:eastAsia="UD デジタル教科書体 N" w:hAnsi="UD デジタル教科書体 N" w:cs="UD デジタル教科書体 N"/>
-                                        <w:color w:val="1A1A1A"/>
-                                        <w:sz w:val="18"/>
-                                        <w:szCs w:val="18"/>
-                                        <w:lang w:eastAsia="ja-JP"/>
-                                      </w:rPr>
-                                      <w:t>詠</w:t>
-                                    </w:r>
-                                  </w:rubyBase>
-                                </w:ruby>
-                              </w:r>
-                              <w:r>
-                                <w:rPr>
-                                  <w:rFonts w:ascii="UD デジタル教科書体 N" w:eastAsia="UD デジタル教科書体 N" w:hAnsi="UD デジタル教科書体 N" w:cs="UD デジタル教科書体 N"/>
-                                  <w:color w:val="1A1A1A"/>
-                                  <w:sz w:val="18"/>
-                                  <w:szCs w:val="18"/>
-                                  <w:lang w:eastAsia="ja-JP"/>
-                                </w:rPr>
-                                <w:t xml:space="preserve">じ、旅愁を感じる</w:t>
-                              </w:r>
-                              <w:r>
-                                <w:rPr>
-                                  <w:sz w:val="18"/>
-                                  <w:szCs w:val="18"/>
-                                  <w:lang w:eastAsia="ja-JP"/>
-                                </w:rPr>
-                                <w:ruby>
-                                  <w:rubyPr>
-                                    <w:rubyAlign w:val="distributeLetter"/>
-                                    <w:hps w:val="8"/>
-                                    <w:hpsRaise w:val="18"/>
-                                    <w:hpsBaseText w:val="18"/>
-                                    <w:lid w:val="ja-JP"/>
-                                  </w:rubyPr>
-                                  <w:rt>
-                                    <w:r>
-                                      <w:rPr>
-                                        <w:rFonts w:ascii="UD デジタル教科書体 N" w:eastAsia="UD デジタル教科書体 N" w:hAnsi="UD デジタル教科書体 N" w:cs="UD デジタル教科書体 N"/>
-                                        <w:color w:val="1A1A1A"/>
-                                        <w:sz w:val="18"/>
-                                        <w:szCs w:val="18"/>
-                                        <w:lang w:eastAsia="ja-JP"/>
-                                      </w:rPr>
-                                      <w:t>いとま</w:t>
-                                    </w:r>
-                                  </w:rt>
-                                  <w:rubyBase>
-                                    <w:r>
-                                      <w:rPr>
-                                        <w:rFonts w:ascii="UD デジタル教科書体 N" w:eastAsia="UD デジタル教科書体 N" w:hAnsi="UD デジタル教科書体 N" w:cs="UD デジタル教科書体 N"/>
-                                        <w:color w:val="1A1A1A"/>
-                                        <w:sz w:val="18"/>
-                                        <w:szCs w:val="18"/>
-                                        <w:lang w:eastAsia="ja-JP"/>
-                                      </w:rPr>
-                                      <w:t>暇</w:t>
-                                    </w:r>
-                                  </w:rubyBase>
-                                </w:ruby>
-                              </w:r>
-                              <w:r>
-                                <w:rPr>
-                                  <w:rFonts w:ascii="UD デジタル教科書体 N" w:eastAsia="UD デジタル教科書体 N" w:hAnsi="UD デジタル教科書体 N" w:cs="UD デジタル教科書体 N"/>
-                                  <w:color w:val="1A1A1A"/>
-                                  <w:sz w:val="18"/>
-                                  <w:szCs w:val="18"/>
-                                  <w:lang w:eastAsia="ja-JP"/>
-                                </w:rPr>
-                                <w:t xml:space="preserve">もない舟の</w:t>
+                                <w:t xml:space="preserve">後半二句は三峡の風景をよみ、旅愁を感じるひまもない舟の</w:t>
                               </w:r>
                               <w:r>
                                 <w:rPr>
@@ -8957,7 +8465,7 @@
                                   <w:szCs w:val="18"/>
                                   <w:lang w:eastAsia="ja-JP"/>
                                 </w:rPr>
-                                <w:t xml:space="preserve">を「猿声」「万重山」で描く。</w:t>
+                                <w:t xml:space="preserve">を描く。</w:t>
                               </w:r>
                             </w:p>
                           </w:tc>
@@ -9125,8 +8633,8 @@
                                       <w:rPr>
                                         <w:rFonts w:ascii="UD デジタル教科書体 N" w:eastAsia="UD デジタル教科書体 N" w:hAnsi="UD デジタル教科書体 N" w:cs="UD デジタル教科書体 N"/>
                                         <w:color w:val="1A1A1A"/>
-                                        <w:sz w:val="18"/>
-                                        <w:szCs w:val="18"/>
+                                        <w:sz w:val="8"/>
+                                        <w:szCs w:val="8"/>
                                         <w:lang w:eastAsia="ja-JP"/>
                                       </w:rPr>
                                       <w:t>てい</w:t>
@@ -9166,8 +8674,8 @@
                                       <w:rPr>
                                         <w:rFonts w:ascii="UD デジタル教科書体 N" w:eastAsia="UD デジタル教科書体 N" w:hAnsi="UD デジタル教科書体 N" w:cs="UD デジタル教科書体 N"/>
                                         <w:color w:val="1A1A1A"/>
-                                        <w:sz w:val="18"/>
-                                        <w:szCs w:val="18"/>
+                                        <w:sz w:val="8"/>
+                                        <w:szCs w:val="8"/>
                                         <w:lang w:eastAsia="ja-JP"/>
                                       </w:rPr>
                                       <w:t>ふ</w:t>
@@ -9207,8 +8715,8 @@
                                       <w:rPr>
                                         <w:rFonts w:ascii="UD デジタル教科書体 N" w:eastAsia="UD デジタル教科書体 N" w:hAnsi="UD デジタル教科書体 N" w:cs="UD デジタル教科書体 N"/>
                                         <w:color w:val="1A1A1A"/>
-                                        <w:sz w:val="18"/>
-                                        <w:szCs w:val="18"/>
+                                        <w:sz w:val="8"/>
+                                        <w:szCs w:val="8"/>
                                         <w:lang w:eastAsia="ja-JP"/>
                                       </w:rPr>
                                       <w:t>ぢゆう</w:t>
@@ -9267,7 +8775,7 @@
                                   <w:szCs w:val="18"/>
                                   <w:lang w:eastAsia="ja-JP"/>
                                 </w:rPr>
-                                <w:t xml:space="preserve">　　　　　　　　　　　　　　</w:t>
+                                <w:t xml:space="preserve">　　　　　　　　　　</w:t>
                               </w:r>
                               <w:r>
                                 <w:rPr>
@@ -9298,8 +8806,8 @@
                                       <w:rPr>
                                         <w:rFonts w:ascii="UD デジタル教科書体 N" w:eastAsia="UD デジタル教科書体 N" w:hAnsi="UD デジタル教科書体 N" w:cs="UD デジタル教科書体 N"/>
                                         <w:color w:val="1A1A1A"/>
-                                        <w:sz w:val="18"/>
-                                        <w:szCs w:val="18"/>
+                                        <w:sz w:val="8"/>
+                                        <w:szCs w:val="8"/>
                                         <w:lang w:eastAsia="ja-JP"/>
                                       </w:rPr>
                                       <w:t>かい</w:t>
@@ -9327,7 +8835,7 @@
                                   <w:szCs w:val="18"/>
                                   <w:lang w:eastAsia="ja-JP"/>
                                 </w:rPr>
-                                <w:t xml:space="preserve">した。舟足の速さを表す。</w:t>
+                                <w:t xml:space="preserve">した。</w:t>
                               </w:r>
                             </w:p>
                           </w:tc>
@@ -9444,199 +8952,6 @@
                             <w:lang w:eastAsia="ja-JP"/>
                           </w:rPr>
                         </w:pPr>
-                        <w:r>
-                          <w:rPr>
-                            <w:noProof/>
-                            <w:sz w:val="6"/>
-                            <w:szCs w:val="28"/>
-                            <w:lang w:eastAsia="ja-JP"/>
-                          </w:rPr>
-                          <mc:AlternateContent>
-                            <mc:Choice Requires="wpg">
-                              <w:drawing>
-                                <wp:anchor distT="0" distB="0" distL="114300" distR="114300" simplePos="0" relativeHeight="251684864" behindDoc="1" locked="0" layoutInCell="1" allowOverlap="1" wp14:anchorId="7912A8BF" wp14:editId="1B3DE4EA">
-                                  <wp:simplePos x="0" y="0"/>
-                                  <wp:positionH relativeFrom="column">
-                                    <wp:posOffset>-89412</wp:posOffset>
-                                  </wp:positionH>
-                                  <wp:positionV relativeFrom="paragraph">
-                                    <wp:posOffset>-1917728</wp:posOffset>
-                                  </wp:positionV>
-                                  <wp:extent cx="1039789" cy="6516806"/>
-                                  <wp:effectExtent l="0" t="0" r="8255" b="0"/>
-                                  <wp:wrapNone/>
-                                  <wp:docPr id="1124104153" name="グループ化 14"/>
-                                  <wp:cNvGraphicFramePr/>
-                                  <a:graphic xmlns:a="http://schemas.openxmlformats.org/drawingml/2006/main">
-                                    <a:graphicData uri="http://schemas.microsoft.com/office/word/2010/wordprocessingGroup">
-                                      <wpg:wgp>
-                                        <wpg:cNvGrpSpPr/>
-                                        <wpg:grpSpPr>
-                                          <a:xfrm>
-                                            <a:off x="0" y="0"/>
-                                            <a:ext cx="1039789" cy="6516806"/>
-                                            <a:chOff x="496941" y="-4277987"/>
-                                            <a:chExt cx="1351910" cy="8642762"/>
-                                          </a:xfrm>
-                                        </wpg:grpSpPr>
-                                        <wpg:grpSp>
-                                          <wpg:cNvPr id="2123123526" name="グループ化 13"/>
-                                          <wpg:cNvGrpSpPr/>
-                                          <wpg:grpSpPr>
-                                            <a:xfrm>
-                                              <a:off x="496941" y="-1439537"/>
-                                              <a:ext cx="1351910" cy="5804312"/>
-                                              <a:chOff x="-468259" y="-1439537"/>
-                                              <a:chExt cx="1351910" cy="5804312"/>
-                                            </a:xfrm>
-                                          </wpg:grpSpPr>
-                                          <pic:pic xmlns:pic="http://schemas.openxmlformats.org/drawingml/2006/picture">
-                                            <pic:nvPicPr>
-                                              <pic:cNvPr id="779465834" name="図 11"/>
-                                              <pic:cNvPicPr>
-                                                <a:picLocks noChangeAspect="1"/>
-                                              </pic:cNvPicPr>
-                                            </pic:nvPicPr>
-                                            <pic:blipFill rotWithShape="1">
-                                              <a:blip r:embed="rId11"/>
-                                              <a:srcRect l="51031"/>
-                                              <a:stretch>
-                                                <a:fillRect/>
-                                              </a:stretch>
-                                            </pic:blipFill>
-                                            <pic:spPr bwMode="auto">
-                                              <a:xfrm>
-                                                <a:off x="-436266" y="-1439537"/>
-                                                <a:ext cx="1319917" cy="2914991"/>
-                                              </a:xfrm>
-                                              <a:prstGeom prst="rect">
-                                                <a:avLst/>
-                                              </a:prstGeom>
-                                              <a:ln>
-                                                <a:noFill/>
-                                              </a:ln>
-                                              <a:extLst>
-                                                <a:ext uri="{53640926-AAD7-44D8-BBD7-CCE9431645EC}">
-                                                  <a14:shadowObscured xmlns:a14="http://schemas.microsoft.com/office/drawing/2010/main"/>
-                                                </a:ext>
-                                              </a:extLst>
-                                            </pic:spPr>
-                                          </pic:pic>
-                                          <pic:pic xmlns:pic="http://schemas.openxmlformats.org/drawingml/2006/picture">
-                                            <pic:nvPicPr>
-                                              <pic:cNvPr id="926605812" name="図 11"/>
-                                              <pic:cNvPicPr>
-                                                <a:picLocks noChangeAspect="1"/>
-                                              </pic:cNvPicPr>
-                                            </pic:nvPicPr>
-                                            <pic:blipFill rotWithShape="1">
-                                              <a:blip r:embed="rId11"/>
-                                              <a:srcRect r="50207"/>
-                                              <a:stretch>
-                                                <a:fillRect/>
-                                              </a:stretch>
-                                            </pic:blipFill>
-                                            <pic:spPr bwMode="auto">
-                                              <a:xfrm>
-                                                <a:off x="-468259" y="1429442"/>
-                                                <a:ext cx="1351799" cy="2935333"/>
-                                              </a:xfrm>
-                                              <a:prstGeom prst="rect">
-                                                <a:avLst/>
-                                              </a:prstGeom>
-                                              <a:ln>
-                                                <a:noFill/>
-                                              </a:ln>
-                                              <a:extLst>
-                                                <a:ext uri="{53640926-AAD7-44D8-BBD7-CCE9431645EC}">
-                                                  <a14:shadowObscured xmlns:a14="http://schemas.microsoft.com/office/drawing/2010/main"/>
-                                                </a:ext>
-                                              </a:extLst>
-                                            </pic:spPr>
-                                          </pic:pic>
-                                        </wpg:grpSp>
-                                        <pic:pic xmlns:pic="http://schemas.openxmlformats.org/drawingml/2006/picture">
-                                          <pic:nvPicPr>
-                                            <pic:cNvPr id="468935151" name="図 12"/>
-                                            <pic:cNvPicPr>
-                                              <a:picLocks noChangeAspect="1"/>
-                                            </pic:cNvPicPr>
-                                          </pic:nvPicPr>
-                                          <pic:blipFill rotWithShape="1">
-                                            <a:blip r:embed="rId12"/>
-                                            <a:srcRect l="1731" r="50150"/>
-                                            <a:stretch>
-                                              <a:fillRect/>
-                                            </a:stretch>
-                                          </pic:blipFill>
-                                          <pic:spPr bwMode="auto">
-                                            <a:xfrm>
-                                              <a:off x="553075" y="-4277987"/>
-                                              <a:ext cx="1295682" cy="2861962"/>
-                                            </a:xfrm>
-                                            <a:prstGeom prst="rect">
-                                              <a:avLst/>
-                                            </a:prstGeom>
-                                            <a:ln>
-                                              <a:noFill/>
-                                            </a:ln>
-                                            <a:extLst>
-                                              <a:ext uri="{53640926-AAD7-44D8-BBD7-CCE9431645EC}">
-                                                <a14:shadowObscured xmlns:a14="http://schemas.microsoft.com/office/drawing/2010/main"/>
-                                              </a:ext>
-                                            </a:extLst>
-                                          </pic:spPr>
-                                        </pic:pic>
-                                      </wpg:wgp>
-                                    </a:graphicData>
-                                  </a:graphic>
-                                  <wp14:sizeRelH relativeFrom="margin">
-                                    <wp14:pctWidth>0</wp14:pctWidth>
-                                  </wp14:sizeRelH>
-                                  <wp14:sizeRelV relativeFrom="margin">
-                                    <wp14:pctHeight>0</wp14:pctHeight>
-                                  </wp14:sizeRelV>
-                                </wp:anchor>
-                              </w:drawing>
-                            </mc:Choice>
-                            <mc:Fallback>
-                              <w:pict>
-                                <v:group w14:anchorId="7BF0BA86" id="グループ化 14" o:spid="_x0000_s1026" style="position:absolute;margin-left:-7.05pt;margin-top:-151pt;width:81.85pt;height:513.15pt;z-index:-251631616;mso-width-relative:margin;mso-height-relative:margin" coordorigin="4969,-42779" coordsize="13519,86427" o:gfxdata="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">
-                                  <v:group id="グループ化 13" o:spid="_x0000_s1027" style="position:absolute;left:4969;top:-14395;width:13519;height:58042" coordorigin="-4682,-14395" coordsize="13519,58043" o:gfxdata="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">
-                                    <v:shapetype id="_x0000_t75" coordsize="21600,21600" o:spt="75" o:preferrelative="t" path="m@4@5l@4@11@9@11@9@5xe" filled="f" stroked="f">
-                                      <v:stroke joinstyle="miter"/>
-                                      <v:formulas>
-                                        <v:f eqn="if lineDrawn pixelLineWidth 0"/>
-                                        <v:f eqn="sum @0 1 0"/>
-                                        <v:f eqn="sum 0 0 @1"/>
-                                        <v:f eqn="prod @2 1 2"/>
-                                        <v:f eqn="prod @3 21600 pixelWidth"/>
-                                        <v:f eqn="prod @3 21600 pixelHeight"/>
-                                        <v:f eqn="sum @0 0 1"/>
-                                        <v:f eqn="prod @6 1 2"/>
-                                        <v:f eqn="prod @7 21600 pixelWidth"/>
-                                        <v:f eqn="sum @8 21600 0"/>
-                                        <v:f eqn="prod @7 21600 pixelHeight"/>
-                                        <v:f eqn="sum @10 21600 0"/>
-                                      </v:formulas>
-                                      <v:path o:extrusionok="f" gradientshapeok="t" o:connecttype="rect"/>
-                                      <o:lock v:ext="edit" aspectratio="t"/>
-                                    </v:shapetype>
-                                    <v:shape id="図 11" o:spid="_x0000_s1028" type="#_x0000_t75" style="position:absolute;left:-4362;top:-14395;width:13198;height:29149;visibility:visible;mso-wrap-style:square" o:gfxdata="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">
-                                      <v:imagedata r:id="rId13" o:title="" cropleft="33444f"/>
-                                    </v:shape>
-                                    <v:shape id="図 11" o:spid="_x0000_s1029" type="#_x0000_t75" style="position:absolute;left:-4682;top:14294;width:13517;height:29353;visibility:visible;mso-wrap-style:square" o:gfxdata="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">
-                                      <v:imagedata r:id="rId13" o:title="" cropright="32904f"/>
-                                    </v:shape>
-                                  </v:group>
-                                  <v:shape id="図 12" o:spid="_x0000_s1030" type="#_x0000_t75" style="position:absolute;left:5530;top:-42779;width:12957;height:28619;visibility:visible;mso-wrap-style:square" o:gfxdata="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">
-                                    <v:imagedata r:id="rId14" o:title="" cropleft="1134f" cropright="32866f"/>
-                                  </v:shape>
-                                </v:group>
-                              </w:pict>
-                            </mc:Fallback>
-                          </mc:AlternateContent>
-                        </w:r>
                       </w:p>
                     </w:tc>
                     <w:tc>
@@ -9683,107 +8998,7 @@
                             <w:szCs w:val="18"/>
                             <w:lang w:eastAsia="ja-JP"/>
                           </w:rPr>
-                          <w:t xml:space="preserve">　三峡のあたりの山は野猿が多い。群れて</w:t>
-                        </w:r>
-                        <w:r>
-                          <w:rPr>
-                            <w:sz w:val="18"/>
-                            <w:szCs w:val="18"/>
-                            <w:lang w:eastAsia="ja-JP"/>
-                          </w:rPr>
-                          <w:ruby>
-                            <w:rubyPr>
-                              <w:rubyAlign w:val="distributeLetter"/>
-                              <w:hps w:val="8"/>
-                              <w:hpsRaise w:val="18"/>
-                              <w:hpsBaseText w:val="18"/>
-                              <w:lid w:val="ja-JP"/>
-                            </w:rubyPr>
-                            <w:rt>
-                              <w:r>
-                                <w:rPr>
-                                  <w:rFonts w:asciiTheme="minorEastAsia" w:hAnsiTheme="minorEastAsia" w:cs="UD デジタル教科書体 N" w:hint="eastAsia"/>
-                                  <w:color w:val="1A1A1A"/>
-                                  <w:sz w:val="18"/>
-                                  <w:szCs w:val="18"/>
-                                  <w:lang w:eastAsia="ja-JP"/>
-                                </w:rPr>
-                                <w:t>かんだか</w:t>
-                              </w:r>
-                            </w:rt>
-                            <w:rubyBase>
-                              <w:r>
-                                <w:rPr>
-                                  <w:rFonts w:asciiTheme="minorEastAsia" w:hAnsiTheme="minorEastAsia" w:cs="UD デジタル教科書体 N" w:hint="eastAsia"/>
-                                  <w:color w:val="1A1A1A"/>
-                                  <w:sz w:val="18"/>
-                                  <w:szCs w:val="18"/>
-                                  <w:lang w:eastAsia="ja-JP"/>
-                                </w:rPr>
-                                <w:t>甲高</w:t>
-                              </w:r>
-                            </w:rubyBase>
-                          </w:ruby>
-                        </w:r>
-                        <w:r>
-                          <w:rPr>
-                            <w:rFonts w:asciiTheme="minorEastAsia" w:hAnsiTheme="minorEastAsia" w:cs="UD デジタル教科書体 N" w:hint="eastAsia"/>
-                            <w:color w:val="1A1A1A"/>
-                            <w:sz w:val="18"/>
-                            <w:szCs w:val="18"/>
-                            <w:lang w:eastAsia="ja-JP"/>
-                          </w:rPr>
-                          <w:t xml:space="preserve">く鳴く</w:t>
-                        </w:r>
-                        <w:r>
-                          <w:rPr>
-                            <w:sz w:val="18"/>
-                            <w:szCs w:val="18"/>
-                            <w:lang w:eastAsia="ja-JP"/>
-                          </w:rPr>
-                          <w:ruby>
-                            <w:rubyPr>
-                              <w:rubyAlign w:val="distributeLetter"/>
-                              <w:hps w:val="8"/>
-                              <w:hpsRaise w:val="18"/>
-                              <w:hpsBaseText w:val="18"/>
-                              <w:lid w:val="ja-JP"/>
-                            </w:rubyPr>
-                            <w:rt>
-                              <w:r>
-                                <w:rPr>
-                                  <w:rFonts w:asciiTheme="minorEastAsia" w:hAnsiTheme="minorEastAsia" w:cs="UD デジタル教科書体 N" w:hint="eastAsia"/>
-                                  <w:color w:val="1A1A1A"/>
-                                  <w:sz w:val="18"/>
-                                  <w:szCs w:val="18"/>
-                                  <w:lang w:eastAsia="ja-JP"/>
-                                </w:rPr>
-                                <w:t>あいせつ</w:t>
-                              </w:r>
-                            </w:rt>
-                            <w:rubyBase>
-                              <w:r>
-                                <w:rPr>
-                                  <w:rFonts w:asciiTheme="minorEastAsia" w:hAnsiTheme="minorEastAsia" w:cs="UD デジタル教科書体 N" w:hint="eastAsia"/>
-                                  <w:color w:val="1A1A1A"/>
-                                  <w:sz w:val="18"/>
-                                  <w:szCs w:val="18"/>
-                                  <w:lang w:eastAsia="ja-JP"/>
-                                </w:rPr>
-                                <w:t>哀切</w:t>
-                              </w:r>
-                            </w:rubyBase>
-                          </w:ruby>
-                        </w:r>
-                        <w:r>
-                          <w:rPr>
-                            <w:rFonts w:asciiTheme="minorEastAsia" w:hAnsiTheme="minorEastAsia" w:cs="UD デジタル教科書体 N" w:hint="eastAsia"/>
-                            <w:color w:val="1A1A1A"/>
-                            <w:sz w:val="18"/>
-                            <w:szCs w:val="18"/>
-                            <w:lang w:eastAsia="ja-JP"/>
-                          </w:rPr>
-                          <w:t xml:space="preserve">な声は、旅人に</w:t>
+                          <w:t xml:space="preserve">　三峡の山は野猿が多い。かん高く鳴くもの悲しい声は、旅人に</w:t>
                         </w:r>
                         <w:r>
                           <w:rPr>
@@ -9803,7 +9018,7 @@
                             <w:szCs w:val="18"/>
                             <w:lang w:eastAsia="ja-JP"/>
                           </w:rPr>
-                          <w:t xml:space="preserve">を起こさせるものとして、しばしば詩の題材になった。</w:t>
+                          <w:t xml:space="preserve">を起こさせるものとして詩に詠まれた。</w:t>
                         </w:r>
                       </w:p>
                     </w:tc>
@@ -9897,8 +9112,8 @@
                                 <w:rPr>
                                   <w:rFonts w:ascii="UD デジタル教科書体 N" w:eastAsia="UD デジタル教科書体 N" w:hAnsi="UD デジタル教科書体 N" w:cs="UD デジタル教科書体 N"/>
                                   <w:color w:val="1A1A1A"/>
-                                  <w:sz w:val="18"/>
-                                  <w:szCs w:val="18"/>
+                                  <w:sz w:val="8"/>
+                                  <w:szCs w:val="8"/>
                                   <w:lang w:eastAsia="ja-JP"/>
                                 </w:rPr>
                                 <w:t>りはく</w:t>
@@ -9947,8 +9162,8 @@
                                 <w:rPr>
                                   <w:rFonts w:ascii="UD デジタル教科書体 N" w:eastAsia="UD デジタル教科書体 N" w:hAnsi="UD デジタル教科書体 N" w:cs="UD デジタル教科書体 N"/>
                                   <w:color w:val="1A1A1A"/>
-                                  <w:sz w:val="18"/>
-                                  <w:szCs w:val="18"/>
+                                  <w:sz w:val="8"/>
+                                  <w:szCs w:val="8"/>
                                   <w:lang w:eastAsia="ja-JP"/>
                                 </w:rPr>
                                 <w:t>あざな</w:t>
@@ -9976,7 +9191,7 @@
                             <w:szCs w:val="18"/>
                             <w:lang w:eastAsia="ja-JP"/>
                           </w:rPr>
-                          <w:t xml:space="preserve">は（</w:t>
+                          <w:t xml:space="preserve">＝（</w:t>
                         </w:r>
                         <w:r>
                           <w:rPr>
@@ -9996,7 +9211,7 @@
                             <w:szCs w:val="18"/>
                             <w:lang w:eastAsia="ja-JP"/>
                           </w:rPr>
-                          <w:t xml:space="preserve">）。（</w:t>
+                          <w:t xml:space="preserve">）　称号＝（</w:t>
                         </w:r>
                         <w:r>
                           <w:rPr>
@@ -10016,57 +9231,7 @@
                             <w:szCs w:val="18"/>
                             <w:lang w:eastAsia="ja-JP"/>
                           </w:rPr>
-                          <w:t xml:space="preserve">）と</w:t>
-                        </w:r>
-                        <w:r>
-                          <w:rPr>
-                            <w:sz w:val="18"/>
-                            <w:szCs w:val="18"/>
-                            <w:lang w:eastAsia="ja-JP"/>
-                          </w:rPr>
-                          <w:ruby>
-                            <w:rubyPr>
-                              <w:rubyAlign w:val="distributeLetter"/>
-                              <w:hps w:val="8"/>
-                              <w:hpsRaise w:val="18"/>
-                              <w:hpsBaseText w:val="18"/>
-                              <w:lid w:val="ja-JP"/>
-                            </w:rubyPr>
-                            <w:rt>
-                              <w:r>
-                                <w:rPr>
-                                  <w:rFonts w:ascii="UD デジタル教科書体 N" w:eastAsia="UD デジタル教科書体 N" w:hAnsi="UD デジタル教科書体 N" w:cs="UD デジタル教科書体 N"/>
-                                  <w:color w:val="1A1A1A"/>
-                                  <w:sz w:val="18"/>
-                                  <w:szCs w:val="18"/>
-                                  <w:lang w:eastAsia="ja-JP"/>
-                                </w:rPr>
-                                <w:t>しよう</w:t>
-                              </w:r>
-                            </w:rt>
-                            <w:rubyBase>
-                              <w:r>
-                                <w:rPr>
-                                  <w:rFonts w:ascii="UD デジタル教科書体 N" w:eastAsia="UD デジタル教科書体 N" w:hAnsi="UD デジタル教科書体 N" w:cs="UD デジタル教科書体 N"/>
-                                  <w:color w:val="1A1A1A"/>
-                                  <w:sz w:val="18"/>
-                                  <w:szCs w:val="18"/>
-                                  <w:lang w:eastAsia="ja-JP"/>
-                                </w:rPr>
-                                <w:t>称</w:t>
-                              </w:r>
-                            </w:rubyBase>
-                          </w:ruby>
-                        </w:r>
-                        <w:r>
-                          <w:rPr>
-                            <w:rFonts w:ascii="UD デジタル教科書体 N" w:eastAsia="UD デジタル教科書体 N" w:hAnsi="UD デジタル教科書体 N" w:cs="UD デジタル教科書体 N"/>
-                            <w:color w:val="1A1A1A"/>
-                            <w:sz w:val="18"/>
-                            <w:szCs w:val="18"/>
-                            <w:lang w:eastAsia="ja-JP"/>
-                          </w:rPr>
-                          <w:t xml:space="preserve">される（</w:t>
+                          <w:t xml:space="preserve">）　時代＝（</w:t>
                         </w:r>
                         <w:r>
                           <w:rPr>
@@ -10086,7 +9251,7 @@
                             <w:szCs w:val="18"/>
                             <w:lang w:eastAsia="ja-JP"/>
                           </w:rPr>
-                          <w:t xml:space="preserve">）の詩人。</w:t>
+                          <w:t xml:space="preserve">）</w:t>
                         </w:r>
                       </w:p>
                     </w:tc>
@@ -10326,7 +9491,7 @@
                                         <w:szCs w:val="20"/>
                                         <w:lang w:eastAsia="ja-JP"/>
                                       </w:rPr>
-                                      <w:t xml:space="preserve">（ </w:t>
+                                      <w:t xml:space="preserve">ア時間のはかなさ　イ距離の短さ　ウ色彩の美しさ　エ流れの速さ　オ地形のすばらしさ　→（ </w:t>
                                     </w:r>
                                     <w:r>
                                       <w:rPr>
@@ -10346,77 +9511,7 @@
                                         <w:szCs w:val="20"/>
                                         <w:lang w:eastAsia="ja-JP"/>
                                       </w:rPr>
-                                      <w:t xml:space="preserve"> ）　※舟足の速さに作者が</w:t>
-                                    </w:r>
-                                    <w:r>
-                                      <w:rPr>
-                                        <w:sz w:val="20"/>
-                                        <w:szCs w:val="20"/>
-                                        <w:lang w:eastAsia="ja-JP"/>
-                                      </w:rPr>
-                                      <w:ruby>
-                                        <w:rubyPr>
-                                          <w:rubyAlign w:val="distributeLetter"/>
-                                          <w:hps w:val="9"/>
-                                          <w:hpsRaise w:val="20"/>
-                                          <w:hpsBaseText w:val="20"/>
-                                          <w:lid w:val="ja-JP"/>
-                                        </w:rubyPr>
-                                        <w:rt>
-                                          <w:r>
-                                            <w:rPr>
-                                              <w:rFonts w:ascii="UD デジタル教科書体 N" w:eastAsia="UD デジタル教科書体 N" w:hAnsi="UD デジタル教科書体 N" w:cs="UD デジタル教科書体 N"/>
-                                              <w:color w:val="1A1A1A"/>
-                                              <w:sz w:val="20"/>
-                                              <w:szCs w:val="20"/>
-                                              <w:lang w:eastAsia="ja-JP"/>
-                                            </w:rPr>
-                                            <w:t>おどろ</w:t>
-                                          </w:r>
-                                        </w:rt>
-                                        <w:rubyBase>
-                                          <w:r>
-                                            <w:rPr>
-                                              <w:rFonts w:ascii="UD デジタル教科書体 N" w:eastAsia="UD デジタル教科書体 N" w:hAnsi="UD デジタル教科書体 N" w:cs="UD デジタル教科書体 N"/>
-                                              <w:color w:val="1A1A1A"/>
-                                              <w:sz w:val="20"/>
-                                              <w:szCs w:val="20"/>
-                                              <w:lang w:eastAsia="ja-JP"/>
-                                            </w:rPr>
-                                            <w:t>驚</w:t>
-                                          </w:r>
-                                        </w:rubyBase>
-                                      </w:ruby>
-                                    </w:r>
-                                    <w:r>
-                                      <w:rPr>
-                                        <w:rFonts w:ascii="UD デジタル教科書体 N" w:eastAsia="UD デジタル教科書体 N" w:hAnsi="UD デジタル教科書体 N" w:cs="UD デジタル教科書体 N"/>
-                                        <w:color w:val="1A1A1A"/>
-                                        <w:sz w:val="20"/>
-                                        <w:szCs w:val="20"/>
-                                        <w:lang w:eastAsia="ja-JP"/>
-                                      </w:rPr>
-                                      <w:t xml:space="preserve">いていることがわかる語は（ </w:t>
-                                    </w:r>
-                                    <w:r>
-                                      <w:rPr>
-                                        <w:rFonts w:ascii="UD デジタル教科書体 N" w:eastAsia="UD デジタル教科書体 N" w:hAnsi="UD デジタル教科書体 N" w:cs="UD デジタル教科書体 N"/>
-                                        <w:color w:val="1A1A1A"/>
-                                        <w:sz w:val="20"/>
-                                        <w:szCs w:val="20"/>
-                                        <w:lang w:eastAsia="ja-JP"/>
-                                      </w:rPr>
-                                      <w:t xml:space="preserve">　　</w:t>
-                                    </w:r>
-                                    <w:r>
-                                      <w:rPr>
-                                        <w:rFonts w:ascii="UD デジタル教科書体 N" w:eastAsia="UD デジタル教科書体 N" w:hAnsi="UD デジタル教科書体 N" w:cs="UD デジタル教科書体 N"/>
-                                        <w:color w:val="1A1A1A"/>
-                                        <w:sz w:val="20"/>
-                                        <w:szCs w:val="20"/>
-                                        <w:lang w:eastAsia="ja-JP"/>
-                                      </w:rPr>
-                                      <w:t xml:space="preserve"> ）。</w:t>
+                                      <w:t xml:space="preserve"> ）</w:t>
                                     </w:r>
                                   </w:p>
                                 </w:tc>
@@ -10502,7 +9597,7 @@
                                         <w:szCs w:val="20"/>
                                         <w:lang w:eastAsia="ja-JP"/>
                                       </w:rPr>
-                                      <w:t xml:space="preserve">三　「朝に白帝を発して暮れに江陵」という言葉が表すこととして適当なものを次から選び、記号で答えよ。　ア　時間のはかなさ　イ　距離の短さ　ウ　色彩の美しさ　エ　流れの速さ　オ　地形のすばらしさ</w:t>
+                                      <w:t xml:space="preserve">三　「朝に白帝を発して暮れに江陵」という言葉が表すものを次から選び、記号で答えよ。</w:t>
                                     </w:r>
                                   </w:p>
                                 </w:tc>
@@ -10636,7 +9731,7 @@
                                         <w:szCs w:val="20"/>
                                         <w:lang w:eastAsia="ja-JP"/>
                                       </w:rPr>
-                                      <w:t xml:space="preserve">　　　　　　　　　　　　　　　　　　　　　　　　　　　　　　　　　　　　　　　　　　　　　　　　　　　　　　</w:t>
+                                      <w:t xml:space="preserve">　　　　　　　　　　　　　　　　　　　　　　　　　　　　　　　　　　　　</w:t>
                                     </w:r>
                                   </w:p>
                                 </w:tc>
@@ -10721,61 +9816,7 @@
                                         <w:szCs w:val="20"/>
                                         <w:lang w:eastAsia="ja-JP"/>
                                       </w:rPr>
-                                      <w:t xml:space="preserve">二　③「猿声」は望郷の思いを</w:t>
-                                    </w:r>
-                                    <w:r>
-                                      <w:rPr>
-                                        <w:spacing w:val="3"/>
-                                        <w:sz w:val="20"/>
-                                        <w:szCs w:val="20"/>
-                                        <w:lang w:eastAsia="ja-JP"/>
-                                      </w:rPr>
-                                      <w:ruby>
-                                        <w:rubyPr>
-                                          <w:rubyAlign w:val="distributeLetter"/>
-                                          <w:hps w:val="9"/>
-                                          <w:hpsRaise w:val="20"/>
-                                          <w:hpsBaseText w:val="20"/>
-                                          <w:lid w:val="ja-JP"/>
-                                        </w:rubyPr>
-                                        <w:rt>
-                                          <w:r>
-                                            <w:rPr>
-                                              <w:rFonts w:ascii="UD デジタル教科書体 N" w:eastAsia="UD デジタル教科書体 N" w:hAnsi="UD デジタル教科書体 N" w:cs="UD デジタル教科書体 N"/>
-                                              <w:color w:val="1A1A1A"/>
-                                              <w:spacing w:val="3"/>
-                                              <w:sz w:val="20"/>
-                                              <w:szCs w:val="20"/>
-                                              <w:lang w:eastAsia="ja-JP"/>
-                                            </w:rPr>
-                                            <w:t>さそ</w:t>
-                                          </w:r>
-                                        </w:rt>
-                                        <w:rubyBase>
-                                          <w:r>
-                                            <w:rPr>
-                                              <w:rFonts w:ascii="UD デジタル教科書体 N" w:eastAsia="UD デジタル教科書体 N" w:hAnsi="UD デジタル教科書体 N" w:cs="UD デジタル教科書体 N"/>
-                                              <w:color w:val="1A1A1A"/>
-                                              <w:spacing w:val="3"/>
-                                              <w:sz w:val="20"/>
-                                              <w:szCs w:val="20"/>
-                                              <w:lang w:eastAsia="ja-JP"/>
-                                            </w:rPr>
-                                            <w:t>誘</w:t>
-                                          </w:r>
-                                        </w:rubyBase>
-                                      </w:ruby>
-                                    </w:r>
-                                    <w:r>
-                                      <w:rPr>
-                                        <w:rFonts w:ascii="UD デジタル教科書体 N" w:eastAsia="UD デジタル教科書体 N" w:hAnsi="UD デジタル教科書体 N" w:cs="UD デジタル教科書体 N"/>
-                                        <w:color w:val="1A1A1A"/>
-                                        <w:spacing w:val="3"/>
-                                        <w:sz w:val="20"/>
-                                        <w:szCs w:val="20"/>
-                                        <w:lang w:eastAsia="ja-JP"/>
-                                      </w:rPr>
-                                      <w:t xml:space="preserve">うものとして詠まれることが多いが、この詩ではどのようなはたらきをしているか。</w:t>
+                                      <w:t xml:space="preserve">二　③「猿声」は、この詩ではどのようなはたらきをしているか。</w:t>
                                     </w:r>
                                   </w:p>
                                 </w:tc>
@@ -10908,7 +9949,7 @@
                                         <w:szCs w:val="20"/>
                                         <w:lang w:eastAsia="ja-JP"/>
                                       </w:rPr>
-                                      <w:t xml:space="preserve">　　　　　　　　　　　　　　　　　　　　　　　　　　　　　　　　　　　　　　　　　　　　</w:t>
+                                      <w:t xml:space="preserve">　　　　　　　　　　　　　　　　　　　　　　　　　　　　　　　</w:t>
                                     </w:r>
                                   </w:p>
                                 </w:tc>
@@ -11645,16 +10686,18 @@
                                       <w:ruby>
                                         <w:rubyPr>
                                           <w:rubyAlign w:val="distributeLetter"/>
-                                          <w:hps w:val="9"/>
+                                          <w:hps w:val="10"/>
                                           <w:hpsRaise w:val="20"/>
-                                          <w:hpsBaseText w:val="20"/>
-                                          <w:lid w:val="ja-JP"/>
+                                          <w:hpsBaseText w:val="22"/>
+                                          <w:lid w:val="en-US"/>
                                         </w:rubyPr>
                                         <w:rt>
                                           <w:r>
                                             <w:rPr>
                                               <w:rFonts w:ascii="UD デジタル教科書体 N" w:eastAsia="UD デジタル教科書体 N" w:hAnsi="UD デジタル教科書体 N" w:cs="UD デジタル教科書体 N"/>
                                               <w:color w:val="1A1A1A"/>
+                                              <w:sz w:val="10"/>
+                                              <w:szCs w:val="10"/>
                                             </w:rPr>
                                             <w:t>すでニ</w:t>
                                           </w:r>
@@ -11675,16 +10718,18 @@
                                       <w:ruby>
                                         <w:rubyPr>
                                           <w:rubyAlign w:val="distributeSpace"/>
-                                          <w:hps w:val="9"/>
+                                          <w:hps w:val="10"/>
                                           <w:hpsRaise w:val="20"/>
-                                          <w:hpsBaseText w:val="20"/>
-                                          <w:lid w:val="ja-JP"/>
+                                          <w:hpsBaseText w:val="22"/>
+                                          <w:lid w:val="en-US"/>
                                         </w:rubyPr>
                                         <w:rt>
                                           <w:r>
                                             <w:rPr>
                                               <w:rFonts w:ascii="UD デジタル教科書体 N" w:eastAsia="UD デジタル教科書体 N" w:hAnsi="UD デジタル教科書体 N" w:cs="UD デジタル教科書体 N"/>
                                               <w:color w:val="1A1A1A"/>
+                                              <w:sz w:val="10"/>
+                                              <w:szCs w:val="10"/>
                                             </w:rPr>
                                             <w:t>グ</w:t>
                                           </w:r>
@@ -11705,16 +10750,18 @@
                                       <w:ruby>
                                         <w:rubyPr>
                                           <w:rubyAlign w:val="distributeLetter"/>
-                                          <w:hps w:val="9"/>
+                                          <w:hps w:val="10"/>
                                           <w:hpsRaise w:val="20"/>
-                                          <w:hpsBaseText w:val="20"/>
-                                          <w:lid w:val="ja-JP"/>
+                                          <w:hpsBaseText w:val="22"/>
+                                          <w:lid w:val="en-US"/>
                                         </w:rubyPr>
                                         <w:rt>
                                           <w:r>
                                             <w:rPr>
                                               <w:rFonts w:ascii="UD デジタル教科書体 N" w:eastAsia="UD デジタル教科書体 N" w:hAnsi="UD デジタル教科書体 N" w:cs="UD デジタル教科書体 N"/>
                                               <w:color w:val="1A1A1A"/>
+                                              <w:sz w:val="10"/>
+                                              <w:szCs w:val="10"/>
                                             </w:rPr>
                                             <w:t>ばん</w:t>
                                           </w:r>
@@ -11735,16 +10782,18 @@
                                       <w:ruby>
                                         <w:rubyPr>
                                           <w:rubyAlign w:val="distributeLetter"/>
-                                          <w:hps w:val="9"/>
+                                          <w:hps w:val="10"/>
                                           <w:hpsRaise w:val="20"/>
-                                          <w:hpsBaseText w:val="20"/>
-                                          <w:lid w:val="ja-JP"/>
+                                          <w:hpsBaseText w:val="22"/>
+                                          <w:lid w:val="en-US"/>
                                         </w:rubyPr>
                                         <w:rt>
                                           <w:r>
                                             <w:rPr>
                                               <w:rFonts w:ascii="UD デジタル教科書体 N" w:eastAsia="UD デジタル教科書体 N" w:hAnsi="UD デジタル教科書体 N" w:cs="UD デジタル教科書体 N"/>
                                               <w:color w:val="1A1A1A"/>
+                                              <w:sz w:val="10"/>
+                                              <w:szCs w:val="10"/>
                                             </w:rPr>
                                             <w:t>ちようノ</w:t>
                                           </w:r>
@@ -12010,16 +11059,18 @@
                                       <w:ruby>
                                         <w:rubyPr>
                                           <w:rubyAlign w:val="distributeSpace"/>
-                                          <w:hps w:val="9"/>
+                                          <w:hps w:val="10"/>
                                           <w:hpsRaise w:val="20"/>
-                                          <w:hpsBaseText w:val="20"/>
-                                          <w:lid w:val="ja-JP"/>
+                                          <w:hpsBaseText w:val="22"/>
+                                          <w:lid w:val="en-US"/>
                                         </w:rubyPr>
                                         <w:rt>
                                           <w:r>
                                             <w:rPr>
                                               <w:rFonts w:ascii="UD デジタル教科書体 N" w:eastAsia="UD デジタル教科書体 N" w:hAnsi="UD デジタル教科書体 N" w:cs="UD デジタル教科書体 N"/>
                                               <w:color w:val="1A1A1A"/>
+                                              <w:sz w:val="10"/>
+                                              <w:szCs w:val="10"/>
                                             </w:rPr>
                                             <w:t>ノ</w:t>
                                           </w:r>
@@ -12047,16 +11098,18 @@
                                       <w:ruby>
                                         <w:rubyPr>
                                           <w:rubyAlign w:val="distributeLetter"/>
-                                          <w:hps w:val="9"/>
+                                          <w:hps w:val="10"/>
                                           <w:hpsRaise w:val="20"/>
-                                          <w:hpsBaseText w:val="20"/>
-                                          <w:lid w:val="ja-JP"/>
+                                          <w:hpsBaseText w:val="22"/>
+                                          <w:lid w:val="en-US"/>
                                         </w:rubyPr>
                                         <w:rt>
                                           <w:r>
                                             <w:rPr>
                                               <w:rFonts w:ascii="UD デジタル教科書体 N" w:eastAsia="UD デジタル教科書体 N" w:hAnsi="UD デジタル教科書体 N" w:cs="UD デジタル教科書体 N"/>
                                               <w:color w:val="1A1A1A"/>
+                                              <w:sz w:val="10"/>
+                                              <w:szCs w:val="10"/>
                                             </w:rPr>
                                             <w:t>なキテ</w:t>
                                           </w:r>
@@ -12077,16 +11130,18 @@
                                       <w:ruby>
                                         <w:rubyPr>
                                           <w:rubyAlign w:val="distributeLetter"/>
-                                          <w:hps w:val="9"/>
+                                          <w:hps w:val="10"/>
                                           <w:hpsRaise w:val="20"/>
-                                          <w:hpsBaseText w:val="20"/>
-                                          <w:lid w:val="ja-JP"/>
+                                          <w:hpsBaseText w:val="22"/>
+                                          <w:lid w:val="en-US"/>
                                         </w:rubyPr>
                                         <w:rt>
                                           <w:r>
                                             <w:rPr>
                                               <w:rFonts w:ascii="UD デジタル教科書体 N" w:eastAsia="UD デジタル教科書体 N" w:hAnsi="UD デジタル教科書体 N" w:cs="UD デジタル教科書体 N"/>
                                               <w:color w:val="1A1A1A"/>
+                                              <w:sz w:val="10"/>
+                                              <w:szCs w:val="10"/>
                                             </w:rPr>
                                             <w:t>ルニ</w:t>
                                           </w:r>
@@ -12115,16 +11170,18 @@
                                       <w:ruby>
                                         <w:rubyPr>
                                           <w:rubyAlign w:val="distributeLetter"/>
-                                          <w:hps w:val="9"/>
+                                          <w:hps w:val="10"/>
                                           <w:hpsRaise w:val="20"/>
-                                          <w:hpsBaseText w:val="20"/>
-                                          <w:lid w:val="ja-JP"/>
+                                          <w:hpsBaseText w:val="22"/>
+                                          <w:lid w:val="en-US"/>
                                         </w:rubyPr>
                                         <w:rt>
                                           <w:r>
                                             <w:rPr>
                                               <w:rFonts w:ascii="UD デジタル教科書体 N" w:eastAsia="UD デジタル教科書体 N" w:hAnsi="UD デジタル教科書体 N" w:cs="UD デジタル教科書体 N"/>
                                               <w:color w:val="1A1A1A"/>
+                                              <w:sz w:val="10"/>
+                                              <w:szCs w:val="10"/>
                                             </w:rPr>
                                             <w:t>やマ</w:t>
                                           </w:r>
@@ -12383,16 +11440,18 @@
                                       <w:ruby>
                                         <w:rubyPr>
                                           <w:rubyAlign w:val="distributeSpace"/>
-                                          <w:hps w:val="9"/>
+                                          <w:hps w:val="10"/>
                                           <w:hpsRaise w:val="20"/>
-                                          <w:hpsBaseText w:val="20"/>
-                                          <w:lid w:val="ja-JP"/>
+                                          <w:hpsBaseText w:val="22"/>
+                                          <w:lid w:val="en-US"/>
                                         </w:rubyPr>
                                         <w:rt>
                                           <w:r>
                                             <w:rPr>
                                               <w:rFonts w:ascii="UD デジタル教科書体 N" w:eastAsia="UD デジタル教科書体 N" w:hAnsi="UD デジタル教科書体 N" w:cs="UD デジタル教科書体 N"/>
                                               <w:color w:val="1A1A1A"/>
+                                              <w:sz w:val="10"/>
+                                              <w:szCs w:val="10"/>
                                             </w:rPr>
                                             <w:t>ノ</w:t>
                                           </w:r>
@@ -12413,16 +11472,18 @@
                                       <w:ruby>
                                         <w:rubyPr>
                                           <w:rubyAlign w:val="distributeLetter"/>
-                                          <w:hps w:val="9"/>
+                                          <w:hps w:val="10"/>
                                           <w:hpsRaise w:val="20"/>
-                                          <w:hpsBaseText w:val="20"/>
-                                          <w:lid w:val="ja-JP"/>
+                                          <w:hpsBaseText w:val="22"/>
+                                          <w:lid w:val="en-US"/>
                                         </w:rubyPr>
                                         <w:rt>
                                           <w:r>
                                             <w:rPr>
                                               <w:rFonts w:ascii="UD デジタル教科書体 N" w:eastAsia="UD デジタル教科書体 N" w:hAnsi="UD デジタル教科書体 N" w:cs="UD デジタル教科書体 N"/>
                                               <w:color w:val="1A1A1A"/>
+                                              <w:sz w:val="10"/>
+                                              <w:szCs w:val="10"/>
                                             </w:rPr>
                                             <w:t>かう</w:t>
                                           </w:r>
@@ -12443,16 +11504,18 @@
                                       <w:ruby>
                                         <w:rubyPr>
                                           <w:rubyAlign w:val="distributeLetter"/>
-                                          <w:hps w:val="9"/>
+                                          <w:hps w:val="10"/>
                                           <w:hpsRaise w:val="20"/>
-                                          <w:hpsBaseText w:val="20"/>
-                                          <w:lid w:val="ja-JP"/>
+                                          <w:hpsBaseText w:val="22"/>
+                                          <w:lid w:val="en-US"/>
                                         </w:rubyPr>
                                         <w:rt>
                                           <w:r>
                                             <w:rPr>
                                               <w:rFonts w:ascii="UD デジタル教科書体 N" w:eastAsia="UD デジタル教科書体 N" w:hAnsi="UD デジタル教科書体 N" w:cs="UD デジタル教科書体 N"/>
                                               <w:color w:val="1A1A1A"/>
+                                              <w:sz w:val="10"/>
+                                              <w:szCs w:val="10"/>
                                             </w:rPr>
                                             <w:t>りよう</w:t>
                                           </w:r>
@@ -12480,16 +11543,18 @@
                                       <w:ruby>
                                         <w:rubyPr>
                                           <w:rubyAlign w:val="distributeLetter"/>
-                                          <w:hps w:val="9"/>
+                                          <w:hps w:val="10"/>
                                           <w:hpsRaise w:val="20"/>
-                                          <w:hpsBaseText w:val="20"/>
-                                          <w:lid w:val="ja-JP"/>
+                                          <w:hpsBaseText w:val="22"/>
+                                          <w:lid w:val="en-US"/>
                                         </w:rubyPr>
                                         <w:rt>
                                           <w:r>
                                             <w:rPr>
                                               <w:rFonts w:ascii="UD デジタル教科書体 N" w:eastAsia="UD デジタル教科書体 N" w:hAnsi="UD デジタル教科書体 N" w:cs="UD デジタル教科書体 N"/>
                                               <w:color w:val="1A1A1A"/>
+                                              <w:sz w:val="10"/>
+                                              <w:szCs w:val="10"/>
                                             </w:rPr>
                                             <w:t>ニシテ</w:t>
                                           </w:r>
@@ -12510,16 +11575,18 @@
                                       <w:ruby>
                                         <w:rubyPr>
                                           <w:rubyAlign w:val="distributeLetter"/>
-                                          <w:hps w:val="9"/>
+                                          <w:hps w:val="10"/>
                                           <w:hpsRaise w:val="20"/>
-                                          <w:hpsBaseText w:val="20"/>
-                                          <w:lid w:val="ja-JP"/>
+                                          <w:hpsBaseText w:val="22"/>
+                                          <w:lid w:val="en-US"/>
                                         </w:rubyPr>
                                         <w:rt>
                                           <w:r>
                                             <w:rPr>
                                               <w:rFonts w:ascii="UD デジタル教科書体 N" w:eastAsia="UD デジタル教科書体 N" w:hAnsi="UD デジタル教科書体 N" w:cs="UD デジタル教科書体 N"/>
                                               <w:color w:val="1A1A1A"/>
+                                              <w:sz w:val="10"/>
+                                              <w:szCs w:val="10"/>
                                             </w:rPr>
                                             <w:t>かヘル</w:t>
                                           </w:r>
@@ -12771,16 +11838,18 @@
                                       <w:ruby>
                                         <w:rubyPr>
                                           <w:rubyAlign w:val="distributeLetter"/>
-                                          <w:hps w:val="9"/>
+                                          <w:hps w:val="10"/>
                                           <w:hpsRaise w:val="20"/>
-                                          <w:hpsBaseText w:val="20"/>
-                                          <w:lid w:val="ja-JP"/>
+                                          <w:hpsBaseText w:val="22"/>
+                                          <w:lid w:val="en-US"/>
                                         </w:rubyPr>
                                         <w:rt>
                                           <w:r>
                                             <w:rPr>
                                               <w:rFonts w:ascii="UD デジタル教科書体 N" w:eastAsia="UD デジタル教科書体 N" w:hAnsi="UD デジタル教科書体 N" w:cs="UD デジタル教科書体 N"/>
                                               <w:color w:val="1A1A1A"/>
+                                              <w:sz w:val="10"/>
+                                              <w:szCs w:val="10"/>
                                             </w:rPr>
                                             <w:t>あしたニ</w:t>
                                           </w:r>
@@ -12801,16 +11870,18 @@
                                       <w:ruby>
                                         <w:rubyPr>
                                           <w:rubyAlign w:val="distributeSpace"/>
-                                          <w:hps w:val="9"/>
+                                          <w:hps w:val="10"/>
                                           <w:hpsRaise w:val="20"/>
-                                          <w:hpsBaseText w:val="20"/>
-                                          <w:lid w:val="ja-JP"/>
+                                          <w:hpsBaseText w:val="22"/>
+                                          <w:lid w:val="en-US"/>
                                         </w:rubyPr>
                                         <w:rt>
                                           <w:r>
                                             <w:rPr>
                                               <w:rFonts w:ascii="UD デジタル教科書体 N" w:eastAsia="UD デジタル教科書体 N" w:hAnsi="UD デジタル教科書体 N" w:cs="UD デジタル教科書体 N"/>
                                               <w:color w:val="1A1A1A"/>
+                                              <w:sz w:val="10"/>
+                                              <w:szCs w:val="10"/>
                                             </w:rPr>
                                             <w:t>ス</w:t>
                                           </w:r>
@@ -12838,16 +11909,18 @@
                                       <w:ruby>
                                         <w:rubyPr>
                                           <w:rubyAlign w:val="distributeSpace"/>
-                                          <w:hps w:val="9"/>
+                                          <w:hps w:val="10"/>
                                           <w:hpsRaise w:val="20"/>
-                                          <w:hpsBaseText w:val="20"/>
-                                          <w:lid w:val="ja-JP"/>
+                                          <w:hpsBaseText w:val="22"/>
+                                          <w:lid w:val="en-US"/>
                                         </w:rubyPr>
                                         <w:rt>
                                           <w:r>
                                             <w:rPr>
                                               <w:rFonts w:ascii="UD デジタル教科書体 N" w:eastAsia="UD デジタル教科書体 N" w:hAnsi="UD デジタル教科書体 N" w:cs="UD デジタル教科書体 N"/>
                                               <w:color w:val="1A1A1A"/>
+                                              <w:sz w:val="10"/>
+                                              <w:szCs w:val="10"/>
                                             </w:rPr>
                                             <w:t>ノ</w:t>
                                           </w:r>
@@ -12990,6 +12063,43 @@
                                         <w:szCs w:val="16"/>
                                       </w:rPr>
                                     </w:pPr>
+                                    <w:r>
+                                      <w:rPr>
+                                        <w:sz w:val="16"/>
+                                        <w:szCs w:val="16"/>
+                                      </w:rPr>
+                                      <w:ruby>
+                                        <w:rubyPr>
+                                          <w:rubyAlign w:val="distributeLetter"/>
+                                          <w:hps w:val="10"/>
+                                          <w:hpsRaise w:val="20"/>
+                                          <w:hpsBaseText w:val="16"/>
+                                          <w:lid w:val="en-US"/>
+                                        </w:rubyPr>
+                                        <w:rt>
+                                          <w:r>
+                                            <w:rPr>
+                                              <w:rFonts w:ascii="UD デジタル教科書体 N" w:eastAsia="UD デジタル教科書体 N" w:hAnsi="UD デジタル教科書体 N" w:cs="UD デジタル教科書体 N"/>
+                                              <w:color w:val="1A1A1A"/>
+                                              <w:sz w:val="10"/>
+                                              <w:szCs w:val="10"/>
+                                            </w:rPr>
+                                            <w:t>りはく</w:t>
+                                          </w:r>
+                                        </w:rt>
+                                        <w:rubyBase>
+                                          <w:r>
+                                            <w:rPr>
+                                              <w:rFonts w:ascii="HG正楷書体-PRO" w:eastAsia="HG正楷書体-PRO" w:hAnsi="HG正楷書体-PRO" w:cs="HG正楷書体-PRO"/>
+                                              <w:color w:val="1A1A1A"/>
+                                              <w:sz w:val="16"/>
+                                              <w:szCs w:val="16"/>
+                                            </w:rPr>
+                                            <w:t>李白</w:t>
+                                          </w:r>
+                                        </w:rubyBase>
+                                      </w:ruby>
+                                    </w:r>
                                   </w:p>
                                 </w:tc>
                               </w:tr>
@@ -13111,16 +12221,18 @@
                                       <w:ruby>
                                         <w:rubyPr>
                                           <w:rubyAlign w:val="distributeLetter"/>
-                                          <w:hps w:val="9"/>
+                                          <w:hps w:val="10"/>
                                           <w:hpsRaise w:val="20"/>
-                                          <w:hpsBaseText w:val="20"/>
-                                          <w:lid w:val="ja-JP"/>
+                                          <w:hpsBaseText w:val="22"/>
+                                          <w:lid w:val="en-US"/>
                                         </w:rubyPr>
                                         <w:rt>
                                           <w:r>
                                             <w:rPr>
                                               <w:rFonts w:ascii="UD デジタル教科書体 N" w:eastAsia="UD デジタル教科書体 N" w:hAnsi="UD デジタル教科書体 N" w:cs="UD デジタル教科書体 N"/>
                                               <w:color w:val="1A1A1A"/>
+                                              <w:sz w:val="10"/>
+                                              <w:szCs w:val="10"/>
                                             </w:rPr>
                                             <w:t>つとニ</w:t>
                                           </w:r>
@@ -13141,16 +12253,18 @@
                                       <w:ruby>
                                         <w:rubyPr>
                                           <w:rubyAlign w:val="distributeSpace"/>
-                                          <w:hps w:val="9"/>
+                                          <w:hps w:val="10"/>
                                           <w:hpsRaise w:val="20"/>
-                                          <w:hpsBaseText w:val="20"/>
-                                          <w:lid w:val="ja-JP"/>
+                                          <w:hpsBaseText w:val="22"/>
+                                          <w:lid w:val="en-US"/>
                                         </w:rubyPr>
                                         <w:rt>
                                           <w:r>
                                             <w:rPr>
                                               <w:rFonts w:ascii="UD デジタル教科書体 N" w:eastAsia="UD デジタル教科書体 N" w:hAnsi="UD デジタル教科書体 N" w:cs="UD デジタル教科書体 N"/>
                                               <w:color w:val="1A1A1A"/>
+                                              <w:sz w:val="10"/>
+                                              <w:szCs w:val="10"/>
                                             </w:rPr>
                                             <w:t>ス</w:t>
                                           </w:r>
@@ -13186,16 +12300,18 @@
                                       <w:ruby>
                                         <w:rubyPr>
                                           <w:rubyAlign w:val="distributeSpace"/>
-                                          <w:hps w:val="9"/>
+                                          <w:hps w:val="10"/>
                                           <w:hpsRaise w:val="20"/>
-                                          <w:hpsBaseText w:val="20"/>
-                                          <w:lid w:val="ja-JP"/>
+                                          <w:hpsBaseText w:val="22"/>
+                                          <w:lid w:val="en-US"/>
                                         </w:rubyPr>
                                         <w:rt>
                                           <w:r>
                                             <w:rPr>
                                               <w:rFonts w:ascii="UD デジタル教科書体 N" w:eastAsia="UD デジタル教科書体 N" w:hAnsi="UD デジタル教科書体 N" w:cs="UD デジタル教科書体 N"/>
                                               <w:color w:val="1A1A1A"/>
+                                              <w:sz w:val="10"/>
+                                              <w:szCs w:val="10"/>
                                             </w:rPr>
                                             <w:t>ヲ</w:t>
                                           </w:r>
@@ -13300,45 +12416,11 @@
                               </w:pPr>
                               <w:r>
                                 <w:rPr>
-                                  <w:spacing w:val="12"/>
-                                </w:rPr>
-                                <w:ruby>
-                                  <w:rubyPr>
-                                    <w:rubyAlign w:val="distributeLetter"/>
-                                    <w:hps w:val="9"/>
-                                    <w:hpsRaise w:val="20"/>
-                                    <w:hpsBaseText w:val="20"/>
-                                    <w:lid w:val="ja-JP"/>
-                                  </w:rubyPr>
-                                  <w:rt>
-                                    <w:r>
-                                      <w:rPr>
-                                        <w:rFonts w:ascii="UD デジタル教科書体 N" w:eastAsia="UD デジタル教科書体 N" w:hAnsi="UD デジタル教科書体 N" w:cs="UD デジタル教科書体 N"/>
-                                        <w:color w:val="1A1A1A"/>
-                                        <w:spacing w:val="12"/>
-                                      </w:rPr>
-                                      <w:t>りはく</w:t>
-                                    </w:r>
-                                  </w:rt>
-                                  <w:rubyBase>
-                                    <w:r>
-                                      <w:rPr>
-                                        <w:rFonts w:ascii="UD デジタル教科書体 N" w:eastAsia="UD デジタル教科書体 N" w:hAnsi="UD デジタル教科書体 N" w:cs="UD デジタル教科書体 N"/>
-                                        <w:color w:val="1A1A1A"/>
-                                        <w:spacing w:val="12"/>
-                                      </w:rPr>
-                                      <w:t>李白</w:t>
-                                    </w:r>
-                                  </w:rubyBase>
-                                </w:ruby>
-                              </w:r>
-                              <w:r>
-                                <w:rPr>
                                   <w:rFonts w:ascii="UD デジタル教科書体 N" w:eastAsia="UD デジタル教科書体 N" w:hAnsi="UD デジタル教科書体 N" w:cs="UD デジタル教科書体 N"/>
                                   <w:color w:val="1A1A1A"/>
                                   <w:spacing w:val="12"/>
                                 </w:rPr>
-                                <w:t xml:space="preserve">　『唐詩選』</w:t>
+                                <w:t xml:space="preserve">『唐詩選』</w:t>
                               </w:r>
                             </w:p>
                           </w:tc>
@@ -15634,7 +14716,7 @@
                       <w:szCs w:val="32"/>
                       <w:lang w:eastAsia="ja-JP"/>
                     </w:rPr>
-                    <w:t xml:space="preserve">　『唐詩選』より　李白「早発白帝城」　現代語訳プリント　②</w:t>
+                    <w:t xml:space="preserve">　李白「早発白帝城」　現代語訳プリント②</w:t>
                   </w:r>
                 </w:p>
               </w:tc>
